--- a/docs/lab_records/exp2_statistics.docx
+++ b/docs/lab_records/exp2_statistics.docx
@@ -194,7 +194,7 @@
                 <w:b w:val="0"/>
                 <w:sz w:val="22"/>
               </w:rPr>
-              <w:t>25 March 2026</w:t>
+              <w:t>13 April 2026</w:t>
             </w:r>
           </w:p>
         </w:tc>
@@ -916,6 +916,3066 @@
           <w:sz w:val="22"/>
         </w:rPr>
         <w:t>Prescriptive actions derived from model outputs.</w:t>
+      </w:r>
+    </w:p>
+    <w:p/>
+    <w:p>
+      <w:pPr>
+        <w:spacing w:before="160" w:after="80"/>
+        <w:shd w:val="clear" w:color="auto" w:fill="1F3864"/>
+      </w:pPr>
+      <w:r>
+        <w:rPr>
+          <w:b/>
+          <w:color w:val="FFFFFF"/>
+          <w:sz w:val="24"/>
+        </w:rPr>
+        <w:t xml:space="preserve">  CODE</w:t>
+      </w:r>
+    </w:p>
+    <w:p>
+      <w:pPr>
+        <w:spacing w:before="0" w:after="0"/>
+        <w:ind w:left="283" w:right="283"/>
+        <w:shd w:val="clear" w:color="auto" w:fill="F2F2F2"/>
+      </w:pPr>
+      <w:r>
+        <w:rPr>
+          <w:rFonts w:ascii="Courier New" w:hAnsi="Courier New"/>
+          <w:color w:val="1A1A1A"/>
+          <w:sz w:val="17"/>
+        </w:rPr>
+        <w:t>"""</w:t>
+      </w:r>
+    </w:p>
+    <w:p>
+      <w:pPr>
+        <w:spacing w:before="0" w:after="0"/>
+        <w:ind w:left="283" w:right="283"/>
+        <w:shd w:val="clear" w:color="auto" w:fill="F2F2F2"/>
+      </w:pPr>
+      <w:r>
+        <w:rPr>
+          <w:rFonts w:ascii="Courier New" w:hAnsi="Courier New"/>
+          <w:color w:val="1A1A1A"/>
+          <w:sz w:val="17"/>
+        </w:rPr>
+        <w:t>Experiment 2: Statistical Analysis – Adult Census Income</w:t>
+      </w:r>
+    </w:p>
+    <w:p>
+      <w:pPr>
+        <w:spacing w:before="0" w:after="0"/>
+        <w:ind w:left="283" w:right="283"/>
+        <w:shd w:val="clear" w:color="auto" w:fill="F2F2F2"/>
+      </w:pPr>
+      <w:r>
+        <w:rPr>
+          <w:rFonts w:ascii="Courier New" w:hAnsi="Courier New"/>
+          <w:color w:val="1A1A1A"/>
+          <w:sz w:val="17"/>
+        </w:rPr>
+        <w:t>=========================================================</w:t>
+      </w:r>
+    </w:p>
+    <w:p>
+      <w:pPr>
+        <w:spacing w:before="0" w:after="0"/>
+        <w:ind w:left="283" w:right="283"/>
+        <w:shd w:val="clear" w:color="auto" w:fill="F2F2F2"/>
+      </w:pPr>
+      <w:r>
+        <w:rPr>
+          <w:rFonts w:ascii="Courier New" w:hAnsi="Courier New"/>
+          <w:color w:val="1A1A1A"/>
+          <w:sz w:val="17"/>
+        </w:rPr>
+        <w:t>Predictive : Distribution tests, Chi-square, ANOVA, Point-biserial correlation,</w:t>
+      </w:r>
+    </w:p>
+    <w:p>
+      <w:pPr>
+        <w:spacing w:before="0" w:after="0"/>
+        <w:ind w:left="283" w:right="283"/>
+        <w:shd w:val="clear" w:color="auto" w:fill="F2F2F2"/>
+      </w:pPr>
+      <w:r>
+        <w:rPr>
+          <w:rFonts w:ascii="Courier New" w:hAnsi="Courier New"/>
+          <w:color w:val="1A1A1A"/>
+          <w:sz w:val="17"/>
+        </w:rPr>
+        <w:t xml:space="preserve">             Bootstrap confidence intervals.</w:t>
+      </w:r>
+    </w:p>
+    <w:p>
+      <w:pPr>
+        <w:spacing w:before="0" w:after="0"/>
+        <w:ind w:left="283" w:right="283"/>
+        <w:shd w:val="clear" w:color="auto" w:fill="F2F2F2"/>
+      </w:pPr>
+      <w:r>
+        <w:rPr>
+          <w:rFonts w:ascii="Courier New" w:hAnsi="Courier New"/>
+          <w:color w:val="1A1A1A"/>
+          <w:sz w:val="17"/>
+        </w:rPr>
+        <w:t>Prescriptive: Feature significance ranking, income probability insights,</w:t>
+      </w:r>
+    </w:p>
+    <w:p>
+      <w:pPr>
+        <w:spacing w:before="0" w:after="0"/>
+        <w:ind w:left="283" w:right="283"/>
+        <w:shd w:val="clear" w:color="auto" w:fill="F2F2F2"/>
+      </w:pPr>
+      <w:r>
+        <w:rPr>
+          <w:rFonts w:ascii="Courier New" w:hAnsi="Courier New"/>
+          <w:color w:val="1A1A1A"/>
+          <w:sz w:val="17"/>
+        </w:rPr>
+        <w:t xml:space="preserve">              decision criteria, policy recommendations.</w:t>
+      </w:r>
+    </w:p>
+    <w:p>
+      <w:pPr>
+        <w:spacing w:before="0" w:after="0"/>
+        <w:ind w:left="283" w:right="283"/>
+        <w:shd w:val="clear" w:color="auto" w:fill="F2F2F2"/>
+      </w:pPr>
+      <w:r>
+        <w:rPr>
+          <w:rFonts w:ascii="Courier New" w:hAnsi="Courier New"/>
+          <w:color w:val="1A1A1A"/>
+          <w:sz w:val="17"/>
+        </w:rPr>
+        <w:t>"""</w:t>
+      </w:r>
+    </w:p>
+    <w:p>
+      <w:pPr>
+        <w:spacing w:before="0" w:after="0"/>
+        <w:ind w:left="283" w:right="283"/>
+        <w:shd w:val="clear" w:color="auto" w:fill="F2F2F2"/>
+      </w:pPr>
+      <w:r>
+        <w:rPr>
+          <w:rFonts w:ascii="Courier New" w:hAnsi="Courier New"/>
+          <w:color w:val="1A1A1A"/>
+          <w:sz w:val="17"/>
+        </w:rPr>
+        <w:t xml:space="preserve"> </w:t>
+      </w:r>
+    </w:p>
+    <w:p>
+      <w:pPr>
+        <w:spacing w:before="0" w:after="0"/>
+        <w:ind w:left="283" w:right="283"/>
+        <w:shd w:val="clear" w:color="auto" w:fill="F2F2F2"/>
+      </w:pPr>
+      <w:r>
+        <w:rPr>
+          <w:rFonts w:ascii="Courier New" w:hAnsi="Courier New"/>
+          <w:color w:val="1A1A1A"/>
+          <w:sz w:val="17"/>
+        </w:rPr>
+        <w:t xml:space="preserve"> </w:t>
+      </w:r>
+    </w:p>
+    <w:p>
+      <w:pPr>
+        <w:spacing w:before="0" w:after="0"/>
+        <w:ind w:left="283" w:right="283"/>
+        <w:shd w:val="clear" w:color="auto" w:fill="F2F2F2"/>
+      </w:pPr>
+      <w:r>
+        <w:rPr>
+          <w:rFonts w:ascii="Courier New" w:hAnsi="Courier New"/>
+          <w:color w:val="1A1A1A"/>
+          <w:sz w:val="17"/>
+        </w:rPr>
+        <w:t>import argparse</w:t>
+      </w:r>
+    </w:p>
+    <w:p>
+      <w:pPr>
+        <w:spacing w:before="0" w:after="0"/>
+        <w:ind w:left="283" w:right="283"/>
+        <w:shd w:val="clear" w:color="auto" w:fill="F2F2F2"/>
+      </w:pPr>
+      <w:r>
+        <w:rPr>
+          <w:rFonts w:ascii="Courier New" w:hAnsi="Courier New"/>
+          <w:color w:val="1A1A1A"/>
+          <w:sz w:val="17"/>
+        </w:rPr>
+        <w:t>import json</w:t>
+      </w:r>
+    </w:p>
+    <w:p>
+      <w:pPr>
+        <w:spacing w:before="0" w:after="0"/>
+        <w:ind w:left="283" w:right="283"/>
+        <w:shd w:val="clear" w:color="auto" w:fill="F2F2F2"/>
+      </w:pPr>
+      <w:r>
+        <w:rPr>
+          <w:rFonts w:ascii="Courier New" w:hAnsi="Courier New"/>
+          <w:color w:val="1A1A1A"/>
+          <w:sz w:val="17"/>
+        </w:rPr>
+        <w:t>import os</w:t>
+      </w:r>
+    </w:p>
+    <w:p>
+      <w:pPr>
+        <w:spacing w:before="0" w:after="0"/>
+        <w:ind w:left="283" w:right="283"/>
+        <w:shd w:val="clear" w:color="auto" w:fill="F2F2F2"/>
+      </w:pPr>
+      <w:r>
+        <w:rPr>
+          <w:rFonts w:ascii="Courier New" w:hAnsi="Courier New"/>
+          <w:color w:val="1A1A1A"/>
+          <w:sz w:val="17"/>
+        </w:rPr>
+        <w:t>import sys</w:t>
+      </w:r>
+    </w:p>
+    <w:p>
+      <w:pPr>
+        <w:spacing w:before="0" w:after="0"/>
+        <w:ind w:left="283" w:right="283"/>
+        <w:shd w:val="clear" w:color="auto" w:fill="F2F2F2"/>
+      </w:pPr>
+      <w:r>
+        <w:rPr>
+          <w:rFonts w:ascii="Courier New" w:hAnsi="Courier New"/>
+          <w:color w:val="1A1A1A"/>
+          <w:sz w:val="17"/>
+        </w:rPr>
+        <w:t>import warnings</w:t>
+      </w:r>
+    </w:p>
+    <w:p>
+      <w:pPr>
+        <w:spacing w:before="0" w:after="0"/>
+        <w:ind w:left="283" w:right="283"/>
+        <w:shd w:val="clear" w:color="auto" w:fill="F2F2F2"/>
+      </w:pPr>
+      <w:r>
+        <w:rPr>
+          <w:rFonts w:ascii="Courier New" w:hAnsi="Courier New"/>
+          <w:color w:val="1A1A1A"/>
+          <w:sz w:val="17"/>
+        </w:rPr>
+        <w:t>from pathlib import Path</w:t>
+      </w:r>
+    </w:p>
+    <w:p>
+      <w:pPr>
+        <w:spacing w:before="0" w:after="0"/>
+        <w:ind w:left="283" w:right="283"/>
+        <w:shd w:val="clear" w:color="auto" w:fill="F2F2F2"/>
+      </w:pPr>
+      <w:r>
+        <w:rPr>
+          <w:rFonts w:ascii="Courier New" w:hAnsi="Courier New"/>
+          <w:color w:val="1A1A1A"/>
+          <w:sz w:val="17"/>
+        </w:rPr>
+        <w:t xml:space="preserve"> </w:t>
+      </w:r>
+    </w:p>
+    <w:p>
+      <w:pPr>
+        <w:spacing w:before="0" w:after="0"/>
+        <w:ind w:left="283" w:right="283"/>
+        <w:shd w:val="clear" w:color="auto" w:fill="F2F2F2"/>
+      </w:pPr>
+      <w:r>
+        <w:rPr>
+          <w:rFonts w:ascii="Courier New" w:hAnsi="Courier New"/>
+          <w:color w:val="1A1A1A"/>
+          <w:sz w:val="17"/>
+        </w:rPr>
+        <w:t>import matplotlib</w:t>
+      </w:r>
+    </w:p>
+    <w:p>
+      <w:pPr>
+        <w:spacing w:before="0" w:after="0"/>
+        <w:ind w:left="283" w:right="283"/>
+        <w:shd w:val="clear" w:color="auto" w:fill="F2F2F2"/>
+      </w:pPr>
+      <w:r>
+        <w:rPr>
+          <w:rFonts w:ascii="Courier New" w:hAnsi="Courier New"/>
+          <w:color w:val="1A1A1A"/>
+          <w:sz w:val="17"/>
+        </w:rPr>
+        <w:t>matplotlib.use("Agg")</w:t>
+      </w:r>
+    </w:p>
+    <w:p>
+      <w:pPr>
+        <w:spacing w:before="0" w:after="0"/>
+        <w:ind w:left="283" w:right="283"/>
+        <w:shd w:val="clear" w:color="auto" w:fill="F2F2F2"/>
+      </w:pPr>
+      <w:r>
+        <w:rPr>
+          <w:rFonts w:ascii="Courier New" w:hAnsi="Courier New"/>
+          <w:color w:val="1A1A1A"/>
+          <w:sz w:val="17"/>
+        </w:rPr>
+        <w:t>import matplotlib.pyplot as plt</w:t>
+      </w:r>
+    </w:p>
+    <w:p>
+      <w:pPr>
+        <w:spacing w:before="0" w:after="0"/>
+        <w:ind w:left="283" w:right="283"/>
+        <w:shd w:val="clear" w:color="auto" w:fill="F2F2F2"/>
+      </w:pPr>
+      <w:r>
+        <w:rPr>
+          <w:rFonts w:ascii="Courier New" w:hAnsi="Courier New"/>
+          <w:color w:val="1A1A1A"/>
+          <w:sz w:val="17"/>
+        </w:rPr>
+        <w:t>import numpy as np</w:t>
+      </w:r>
+    </w:p>
+    <w:p>
+      <w:pPr>
+        <w:spacing w:before="0" w:after="0"/>
+        <w:ind w:left="283" w:right="283"/>
+        <w:shd w:val="clear" w:color="auto" w:fill="F2F2F2"/>
+      </w:pPr>
+      <w:r>
+        <w:rPr>
+          <w:rFonts w:ascii="Courier New" w:hAnsi="Courier New"/>
+          <w:color w:val="1A1A1A"/>
+          <w:sz w:val="17"/>
+        </w:rPr>
+        <w:t>import pandas as pd</w:t>
+      </w:r>
+    </w:p>
+    <w:p>
+      <w:pPr>
+        <w:spacing w:before="0" w:after="0"/>
+        <w:ind w:left="283" w:right="283"/>
+        <w:shd w:val="clear" w:color="auto" w:fill="F2F2F2"/>
+      </w:pPr>
+      <w:r>
+        <w:rPr>
+          <w:rFonts w:ascii="Courier New" w:hAnsi="Courier New"/>
+          <w:color w:val="1A1A1A"/>
+          <w:sz w:val="17"/>
+        </w:rPr>
+        <w:t>import scipy.stats as stats</w:t>
+      </w:r>
+    </w:p>
+    <w:p>
+      <w:pPr>
+        <w:spacing w:before="0" w:after="0"/>
+        <w:ind w:left="283" w:right="283"/>
+        <w:shd w:val="clear" w:color="auto" w:fill="F2F2F2"/>
+      </w:pPr>
+      <w:r>
+        <w:rPr>
+          <w:rFonts w:ascii="Courier New" w:hAnsi="Courier New"/>
+          <w:color w:val="1A1A1A"/>
+          <w:sz w:val="17"/>
+        </w:rPr>
+        <w:t>from scipy.stats import (</w:t>
+      </w:r>
+    </w:p>
+    <w:p>
+      <w:pPr>
+        <w:spacing w:before="0" w:after="0"/>
+        <w:ind w:left="283" w:right="283"/>
+        <w:shd w:val="clear" w:color="auto" w:fill="F2F2F2"/>
+      </w:pPr>
+      <w:r>
+        <w:rPr>
+          <w:rFonts w:ascii="Courier New" w:hAnsi="Courier New"/>
+          <w:color w:val="1A1A1A"/>
+          <w:sz w:val="17"/>
+        </w:rPr>
+        <w:t xml:space="preserve"> </w:t>
+      </w:r>
+    </w:p>
+    <w:p>
+      <w:pPr>
+        <w:spacing w:before="0" w:after="0"/>
+        <w:ind w:left="283" w:right="283"/>
+        <w:shd w:val="clear" w:color="auto" w:fill="F2F2F2"/>
+      </w:pPr>
+      <w:r>
+        <w:rPr>
+          <w:rFonts w:ascii="Courier New" w:hAnsi="Courier New"/>
+          <w:color w:val="1A1A1A"/>
+          <w:sz w:val="17"/>
+        </w:rPr>
+        <w:t># ... (helper functions defined above) ...</w:t>
+      </w:r>
+    </w:p>
+    <w:p>
+      <w:pPr>
+        <w:spacing w:before="0" w:after="0"/>
+        <w:ind w:left="283" w:right="283"/>
+        <w:shd w:val="clear" w:color="auto" w:fill="F2F2F2"/>
+      </w:pPr>
+      <w:r>
+        <w:rPr>
+          <w:rFonts w:ascii="Courier New" w:hAnsi="Courier New"/>
+          <w:color w:val="1A1A1A"/>
+          <w:sz w:val="17"/>
+        </w:rPr>
+        <w:t xml:space="preserve"> </w:t>
+      </w:r>
+    </w:p>
+    <w:p>
+      <w:pPr>
+        <w:spacing w:before="0" w:after="0"/>
+        <w:ind w:left="283" w:right="283"/>
+        <w:shd w:val="clear" w:color="auto" w:fill="F2F2F2"/>
+      </w:pPr>
+      <w:r>
+        <w:rPr>
+          <w:rFonts w:ascii="Courier New" w:hAnsi="Courier New"/>
+          <w:color w:val="1A1A1A"/>
+          <w:sz w:val="17"/>
+        </w:rPr>
+        <w:t xml:space="preserve"> </w:t>
+      </w:r>
+    </w:p>
+    <w:p>
+      <w:pPr>
+        <w:spacing w:before="0" w:after="0"/>
+        <w:ind w:left="283" w:right="283"/>
+        <w:shd w:val="clear" w:color="auto" w:fill="F2F2F2"/>
+      </w:pPr>
+      <w:r>
+        <w:rPr>
+          <w:rFonts w:ascii="Courier New" w:hAnsi="Courier New"/>
+          <w:color w:val="1A1A1A"/>
+          <w:sz w:val="17"/>
+        </w:rPr>
+        <w:t>def main():</w:t>
+      </w:r>
+    </w:p>
+    <w:p>
+      <w:pPr>
+        <w:spacing w:before="0" w:after="0"/>
+        <w:ind w:left="283" w:right="283"/>
+        <w:shd w:val="clear" w:color="auto" w:fill="F2F2F2"/>
+      </w:pPr>
+      <w:r>
+        <w:rPr>
+          <w:rFonts w:ascii="Courier New" w:hAnsi="Courier New"/>
+          <w:color w:val="1A1A1A"/>
+          <w:sz w:val="17"/>
+        </w:rPr>
+        <w:t xml:space="preserve">    parser = argparse.ArgumentParser(description="Statistical Analysis – Adult Census Income")</w:t>
+      </w:r>
+    </w:p>
+    <w:p>
+      <w:pPr>
+        <w:spacing w:before="0" w:after="0"/>
+        <w:ind w:left="283" w:right="283"/>
+        <w:shd w:val="clear" w:color="auto" w:fill="F2F2F2"/>
+      </w:pPr>
+      <w:r>
+        <w:rPr>
+          <w:rFonts w:ascii="Courier New" w:hAnsi="Courier New"/>
+          <w:color w:val="1A1A1A"/>
+          <w:sz w:val="17"/>
+        </w:rPr>
+        <w:t xml:space="preserve">    parser.add_argument("--n-rows",    type=int,   default=50_000, help="Rows if generating data")</w:t>
+      </w:r>
+    </w:p>
+    <w:p>
+      <w:pPr>
+        <w:spacing w:before="0" w:after="0"/>
+        <w:ind w:left="283" w:right="283"/>
+        <w:shd w:val="clear" w:color="auto" w:fill="F2F2F2"/>
+      </w:pPr>
+      <w:r>
+        <w:rPr>
+          <w:rFonts w:ascii="Courier New" w:hAnsi="Courier New"/>
+          <w:color w:val="1A1A1A"/>
+          <w:sz w:val="17"/>
+        </w:rPr>
+        <w:t xml:space="preserve">    parser.add_argument("--n-boot",    type=int,   default=1000,   help="Bootstrap iterations")</w:t>
+      </w:r>
+    </w:p>
+    <w:p>
+      <w:pPr>
+        <w:spacing w:before="0" w:after="0"/>
+        <w:ind w:left="283" w:right="283"/>
+        <w:shd w:val="clear" w:color="auto" w:fill="F2F2F2"/>
+      </w:pPr>
+      <w:r>
+        <w:rPr>
+          <w:rFonts w:ascii="Courier New" w:hAnsi="Courier New"/>
+          <w:color w:val="1A1A1A"/>
+          <w:sz w:val="17"/>
+        </w:rPr>
+        <w:t xml:space="preserve">    parser.add_argument("--n-top",     type=int,   default=5,      help="Top N features for decision criteria")</w:t>
+      </w:r>
+    </w:p>
+    <w:p>
+      <w:pPr>
+        <w:spacing w:before="0" w:after="0"/>
+        <w:ind w:left="283" w:right="283"/>
+        <w:shd w:val="clear" w:color="auto" w:fill="F2F2F2"/>
+      </w:pPr>
+      <w:r>
+        <w:rPr>
+          <w:rFonts w:ascii="Courier New" w:hAnsi="Courier New"/>
+          <w:color w:val="1A1A1A"/>
+          <w:sz w:val="17"/>
+        </w:rPr>
+        <w:t xml:space="preserve">    parser.add_argument("--seed",      type=int,   default=42,     help="Random seed")</w:t>
+      </w:r>
+    </w:p>
+    <w:p>
+      <w:pPr>
+        <w:spacing w:before="0" w:after="0"/>
+        <w:ind w:left="283" w:right="283"/>
+        <w:shd w:val="clear" w:color="auto" w:fill="F2F2F2"/>
+      </w:pPr>
+      <w:r>
+        <w:rPr>
+          <w:rFonts w:ascii="Courier New" w:hAnsi="Courier New"/>
+          <w:color w:val="1A1A1A"/>
+          <w:sz w:val="17"/>
+        </w:rPr>
+        <w:t xml:space="preserve">    args = parser.parse_args()</w:t>
+      </w:r>
+    </w:p>
+    <w:p>
+      <w:pPr>
+        <w:spacing w:before="0" w:after="0"/>
+        <w:ind w:left="283" w:right="283"/>
+        <w:shd w:val="clear" w:color="auto" w:fill="F2F2F2"/>
+      </w:pPr>
+      <w:r>
+        <w:rPr>
+          <w:rFonts w:ascii="Courier New" w:hAnsi="Courier New"/>
+          <w:color w:val="1A1A1A"/>
+          <w:sz w:val="17"/>
+        </w:rPr>
+        <w:t xml:space="preserve"> </w:t>
+      </w:r>
+    </w:p>
+    <w:p>
+      <w:pPr>
+        <w:spacing w:before="0" w:after="0"/>
+        <w:ind w:left="283" w:right="283"/>
+        <w:shd w:val="clear" w:color="auto" w:fill="F2F2F2"/>
+      </w:pPr>
+      <w:r>
+        <w:rPr>
+          <w:rFonts w:ascii="Courier New" w:hAnsi="Courier New"/>
+          <w:color w:val="1A1A1A"/>
+          <w:sz w:val="17"/>
+        </w:rPr>
+        <w:t xml:space="preserve">    np.random.seed(args.seed)</w:t>
+      </w:r>
+    </w:p>
+    <w:p>
+      <w:pPr>
+        <w:spacing w:before="0" w:after="0"/>
+        <w:ind w:left="283" w:right="283"/>
+        <w:shd w:val="clear" w:color="auto" w:fill="F2F2F2"/>
+      </w:pPr>
+      <w:r>
+        <w:rPr>
+          <w:rFonts w:ascii="Courier New" w:hAnsi="Courier New"/>
+          <w:color w:val="1A1A1A"/>
+          <w:sz w:val="17"/>
+        </w:rPr>
+        <w:t xml:space="preserve">    print("=" * 70)</w:t>
+      </w:r>
+    </w:p>
+    <w:p>
+      <w:pPr>
+        <w:spacing w:before="0" w:after="0"/>
+        <w:ind w:left="283" w:right="283"/>
+        <w:shd w:val="clear" w:color="auto" w:fill="F2F2F2"/>
+      </w:pPr>
+      <w:r>
+        <w:rPr>
+          <w:rFonts w:ascii="Courier New" w:hAnsi="Courier New"/>
+          <w:color w:val="1A1A1A"/>
+          <w:sz w:val="17"/>
+        </w:rPr>
+        <w:t xml:space="preserve">    print("  EXP 2 – STATISTICAL ANALYSIS: ADULT CENSUS INCOME")</w:t>
+      </w:r>
+    </w:p>
+    <w:p>
+      <w:pPr>
+        <w:spacing w:before="0" w:after="0"/>
+        <w:ind w:left="283" w:right="283"/>
+        <w:shd w:val="clear" w:color="auto" w:fill="F2F2F2"/>
+      </w:pPr>
+      <w:r>
+        <w:rPr>
+          <w:rFonts w:ascii="Courier New" w:hAnsi="Courier New"/>
+          <w:color w:val="1A1A1A"/>
+          <w:sz w:val="17"/>
+        </w:rPr>
+        <w:t xml:space="preserve">    print("=" * 70)</w:t>
+      </w:r>
+    </w:p>
+    <w:p>
+      <w:pPr>
+        <w:spacing w:before="0" w:after="0"/>
+        <w:ind w:left="283" w:right="283"/>
+        <w:shd w:val="clear" w:color="auto" w:fill="F2F2F2"/>
+      </w:pPr>
+      <w:r>
+        <w:rPr>
+          <w:rFonts w:ascii="Courier New" w:hAnsi="Courier New"/>
+          <w:color w:val="1A1A1A"/>
+          <w:sz w:val="17"/>
+        </w:rPr>
+        <w:t xml:space="preserve"> </w:t>
+      </w:r>
+    </w:p>
+    <w:p>
+      <w:pPr>
+        <w:spacing w:before="0" w:after="0"/>
+        <w:ind w:left="283" w:right="283"/>
+        <w:shd w:val="clear" w:color="auto" w:fill="F2F2F2"/>
+      </w:pPr>
+      <w:r>
+        <w:rPr>
+          <w:rFonts w:ascii="Courier New" w:hAnsi="Courier New"/>
+          <w:color w:val="1A1A1A"/>
+          <w:sz w:val="17"/>
+        </w:rPr>
+        <w:t xml:space="preserve">    # ------------------------------------------------------------------</w:t>
+      </w:r>
+    </w:p>
+    <w:p>
+      <w:pPr>
+        <w:spacing w:before="0" w:after="0"/>
+        <w:ind w:left="283" w:right="283"/>
+        <w:shd w:val="clear" w:color="auto" w:fill="F2F2F2"/>
+      </w:pPr>
+      <w:r>
+        <w:rPr>
+          <w:rFonts w:ascii="Courier New" w:hAnsi="Courier New"/>
+          <w:color w:val="1A1A1A"/>
+          <w:sz w:val="17"/>
+        </w:rPr>
+        <w:t xml:space="preserve">    # 1. Load / generate data</w:t>
+      </w:r>
+    </w:p>
+    <w:p>
+      <w:pPr>
+        <w:spacing w:before="0" w:after="0"/>
+        <w:ind w:left="283" w:right="283"/>
+        <w:shd w:val="clear" w:color="auto" w:fill="F2F2F2"/>
+      </w:pPr>
+      <w:r>
+        <w:rPr>
+          <w:rFonts w:ascii="Courier New" w:hAnsi="Courier New"/>
+          <w:color w:val="1A1A1A"/>
+          <w:sz w:val="17"/>
+        </w:rPr>
+        <w:t xml:space="preserve">    # ------------------------------------------------------------------</w:t>
+      </w:r>
+    </w:p>
+    <w:p>
+      <w:pPr>
+        <w:spacing w:before="0" w:after="0"/>
+        <w:ind w:left="283" w:right="283"/>
+        <w:shd w:val="clear" w:color="auto" w:fill="F2F2F2"/>
+      </w:pPr>
+      <w:r>
+        <w:rPr>
+          <w:rFonts w:ascii="Courier New" w:hAnsi="Courier New"/>
+          <w:color w:val="1A1A1A"/>
+          <w:sz w:val="17"/>
+        </w:rPr>
+        <w:t xml:space="preserve">    if RAW_PATH.exists():</w:t>
+      </w:r>
+    </w:p>
+    <w:p>
+      <w:pPr>
+        <w:spacing w:before="0" w:after="0"/>
+        <w:ind w:left="283" w:right="283"/>
+        <w:shd w:val="clear" w:color="auto" w:fill="F2F2F2"/>
+      </w:pPr>
+      <w:r>
+        <w:rPr>
+          <w:rFonts w:ascii="Courier New" w:hAnsi="Courier New"/>
+          <w:color w:val="1A1A1A"/>
+          <w:sz w:val="17"/>
+        </w:rPr>
+        <w:t xml:space="preserve">        print(f"\n[Data] Loading from {RAW_PATH}")</w:t>
+      </w:r>
+    </w:p>
+    <w:p>
+      <w:pPr>
+        <w:spacing w:before="0" w:after="0"/>
+        <w:ind w:left="283" w:right="283"/>
+        <w:shd w:val="clear" w:color="auto" w:fill="F2F2F2"/>
+      </w:pPr>
+      <w:r>
+        <w:rPr>
+          <w:rFonts w:ascii="Courier New" w:hAnsi="Courier New"/>
+          <w:color w:val="1A1A1A"/>
+          <w:sz w:val="17"/>
+        </w:rPr>
+        <w:t xml:space="preserve">        df = pd.read_csv(RAW_PATH)</w:t>
+      </w:r>
+    </w:p>
+    <w:p>
+      <w:pPr>
+        <w:spacing w:before="0" w:after="0"/>
+        <w:ind w:left="283" w:right="283"/>
+        <w:shd w:val="clear" w:color="auto" w:fill="F2F2F2"/>
+      </w:pPr>
+      <w:r>
+        <w:rPr>
+          <w:rFonts w:ascii="Courier New" w:hAnsi="Courier New"/>
+          <w:color w:val="1A1A1A"/>
+          <w:sz w:val="17"/>
+        </w:rPr>
+        <w:t xml:space="preserve">    else:</w:t>
+      </w:r>
+    </w:p>
+    <w:p>
+      <w:pPr>
+        <w:spacing w:before="0" w:after="0"/>
+        <w:ind w:left="283" w:right="283"/>
+        <w:shd w:val="clear" w:color="auto" w:fill="F2F2F2"/>
+      </w:pPr>
+      <w:r>
+        <w:rPr>
+          <w:rFonts w:ascii="Courier New" w:hAnsi="Courier New"/>
+          <w:color w:val="1A1A1A"/>
+          <w:sz w:val="17"/>
+        </w:rPr>
+        <w:t xml:space="preserve">        print(f"\n[Data] Generating synthetic data ({args.n_rows:,} rows) ...")</w:t>
+      </w:r>
+    </w:p>
+    <w:p>
+      <w:pPr>
+        <w:spacing w:before="0" w:after="0"/>
+        <w:ind w:left="283" w:right="283"/>
+        <w:shd w:val="clear" w:color="auto" w:fill="F2F2F2"/>
+      </w:pPr>
+      <w:r>
+        <w:rPr>
+          <w:rFonts w:ascii="Courier New" w:hAnsi="Courier New"/>
+          <w:color w:val="1A1A1A"/>
+          <w:sz w:val="17"/>
+        </w:rPr>
+        <w:t xml:space="preserve">        df = generate_adult_census(n=args.n_rows, seed=args.seed)</w:t>
+      </w:r>
+    </w:p>
+    <w:p>
+      <w:pPr>
+        <w:spacing w:before="0" w:after="0"/>
+        <w:ind w:left="283" w:right="283"/>
+        <w:shd w:val="clear" w:color="auto" w:fill="F2F2F2"/>
+      </w:pPr>
+      <w:r>
+        <w:rPr>
+          <w:rFonts w:ascii="Courier New" w:hAnsi="Courier New"/>
+          <w:color w:val="1A1A1A"/>
+          <w:sz w:val="17"/>
+        </w:rPr>
+        <w:t xml:space="preserve">        RAW_PATH.parent.mkdir(parents=True, exist_ok=True)</w:t>
+      </w:r>
+    </w:p>
+    <w:p>
+      <w:pPr>
+        <w:spacing w:before="0" w:after="0"/>
+        <w:ind w:left="283" w:right="283"/>
+        <w:shd w:val="clear" w:color="auto" w:fill="F2F2F2"/>
+      </w:pPr>
+      <w:r>
+        <w:rPr>
+          <w:rFonts w:ascii="Courier New" w:hAnsi="Courier New"/>
+          <w:color w:val="1A1A1A"/>
+          <w:sz w:val="17"/>
+        </w:rPr>
+        <w:t xml:space="preserve">        df.to_csv(RAW_PATH, index=False)</w:t>
+      </w:r>
+    </w:p>
+    <w:p>
+      <w:pPr>
+        <w:spacing w:before="0" w:after="0"/>
+        <w:ind w:left="283" w:right="283"/>
+        <w:shd w:val="clear" w:color="auto" w:fill="F2F2F2"/>
+      </w:pPr>
+      <w:r>
+        <w:rPr>
+          <w:rFonts w:ascii="Courier New" w:hAnsi="Courier New"/>
+          <w:color w:val="1A1A1A"/>
+          <w:sz w:val="17"/>
+        </w:rPr>
+        <w:t xml:space="preserve">        print(f"  Saved to {RAW_PATH}")</w:t>
+      </w:r>
+    </w:p>
+    <w:p>
+      <w:pPr>
+        <w:spacing w:before="0" w:after="0"/>
+        <w:ind w:left="283" w:right="283"/>
+        <w:shd w:val="clear" w:color="auto" w:fill="F2F2F2"/>
+      </w:pPr>
+      <w:r>
+        <w:rPr>
+          <w:rFonts w:ascii="Courier New" w:hAnsi="Courier New"/>
+          <w:color w:val="1A1A1A"/>
+          <w:sz w:val="17"/>
+        </w:rPr>
+        <w:t xml:space="preserve"> </w:t>
+      </w:r>
+    </w:p>
+    <w:p>
+      <w:pPr>
+        <w:spacing w:before="0" w:after="0"/>
+        <w:ind w:left="283" w:right="283"/>
+        <w:shd w:val="clear" w:color="auto" w:fill="F2F2F2"/>
+      </w:pPr>
+      <w:r>
+        <w:rPr>
+          <w:rFonts w:ascii="Courier New" w:hAnsi="Courier New"/>
+          <w:color w:val="1A1A1A"/>
+          <w:sz w:val="17"/>
+        </w:rPr>
+        <w:t xml:space="preserve">    # Strip whitespace from string columns</w:t>
+      </w:r>
+    </w:p>
+    <w:p>
+      <w:pPr>
+        <w:spacing w:before="0" w:after="0"/>
+        <w:ind w:left="283" w:right="283"/>
+        <w:shd w:val="clear" w:color="auto" w:fill="F2F2F2"/>
+      </w:pPr>
+      <w:r>
+        <w:rPr>
+          <w:rFonts w:ascii="Courier New" w:hAnsi="Courier New"/>
+          <w:color w:val="1A1A1A"/>
+          <w:sz w:val="17"/>
+        </w:rPr>
+        <w:t xml:space="preserve">    for col in df.select_dtypes("object"):</w:t>
+      </w:r>
+    </w:p>
+    <w:p>
+      <w:pPr>
+        <w:spacing w:before="0" w:after="0"/>
+        <w:ind w:left="283" w:right="283"/>
+        <w:shd w:val="clear" w:color="auto" w:fill="F2F2F2"/>
+      </w:pPr>
+      <w:r>
+        <w:rPr>
+          <w:rFonts w:ascii="Courier New" w:hAnsi="Courier New"/>
+          <w:color w:val="1A1A1A"/>
+          <w:sz w:val="17"/>
+        </w:rPr>
+        <w:t xml:space="preserve">        df[col] = df[col].str.strip()</w:t>
+      </w:r>
+    </w:p>
+    <w:p>
+      <w:pPr>
+        <w:spacing w:before="0" w:after="0"/>
+        <w:ind w:left="283" w:right="283"/>
+        <w:shd w:val="clear" w:color="auto" w:fill="F2F2F2"/>
+      </w:pPr>
+      <w:r>
+        <w:rPr>
+          <w:rFonts w:ascii="Courier New" w:hAnsi="Courier New"/>
+          <w:color w:val="1A1A1A"/>
+          <w:sz w:val="17"/>
+        </w:rPr>
+        <w:t xml:space="preserve"> </w:t>
+      </w:r>
+    </w:p>
+    <w:p>
+      <w:pPr>
+        <w:spacing w:before="0" w:after="0"/>
+        <w:ind w:left="283" w:right="283"/>
+        <w:shd w:val="clear" w:color="auto" w:fill="F2F2F2"/>
+      </w:pPr>
+      <w:r>
+        <w:rPr>
+          <w:rFonts w:ascii="Courier New" w:hAnsi="Courier New"/>
+          <w:color w:val="1A1A1A"/>
+          <w:sz w:val="17"/>
+        </w:rPr>
+        <w:t xml:space="preserve">    print(f"  Shape: {df.shape}")</w:t>
+      </w:r>
+    </w:p>
+    <w:p>
+      <w:pPr>
+        <w:spacing w:before="0" w:after="0"/>
+        <w:ind w:left="283" w:right="283"/>
+        <w:shd w:val="clear" w:color="auto" w:fill="F2F2F2"/>
+      </w:pPr>
+      <w:r>
+        <w:rPr>
+          <w:rFonts w:ascii="Courier New" w:hAnsi="Courier New"/>
+          <w:color w:val="1A1A1A"/>
+          <w:sz w:val="17"/>
+        </w:rPr>
+        <w:t xml:space="preserve">    print(f"  Income distribution:\n{df['income'].value_counts()}")</w:t>
+      </w:r>
+    </w:p>
+    <w:p>
+      <w:pPr>
+        <w:spacing w:before="0" w:after="0"/>
+        <w:ind w:left="283" w:right="283"/>
+        <w:shd w:val="clear" w:color="auto" w:fill="F2F2F2"/>
+      </w:pPr>
+      <w:r>
+        <w:rPr>
+          <w:rFonts w:ascii="Courier New" w:hAnsi="Courier New"/>
+          <w:color w:val="1A1A1A"/>
+          <w:sz w:val="17"/>
+        </w:rPr>
+        <w:t xml:space="preserve"> </w:t>
+      </w:r>
+    </w:p>
+    <w:p>
+      <w:pPr>
+        <w:spacing w:before="0" w:after="0"/>
+        <w:ind w:left="283" w:right="283"/>
+        <w:shd w:val="clear" w:color="auto" w:fill="F2F2F2"/>
+      </w:pPr>
+      <w:r>
+        <w:rPr>
+          <w:rFonts w:ascii="Courier New" w:hAnsi="Courier New"/>
+          <w:color w:val="1A1A1A"/>
+          <w:sz w:val="17"/>
+        </w:rPr>
+        <w:t xml:space="preserve">    # Binary encode income</w:t>
+      </w:r>
+    </w:p>
+    <w:p>
+      <w:pPr>
+        <w:spacing w:before="0" w:after="0"/>
+        <w:ind w:left="283" w:right="283"/>
+        <w:shd w:val="clear" w:color="auto" w:fill="F2F2F2"/>
+      </w:pPr>
+      <w:r>
+        <w:rPr>
+          <w:rFonts w:ascii="Courier New" w:hAnsi="Courier New"/>
+          <w:color w:val="1A1A1A"/>
+          <w:sz w:val="17"/>
+        </w:rPr>
+        <w:t xml:space="preserve">    df["income_bin"] = (df["income"] == "&gt;50K").astype(int)</w:t>
+      </w:r>
+    </w:p>
+    <w:p>
+      <w:pPr>
+        <w:spacing w:before="0" w:after="0"/>
+        <w:ind w:left="283" w:right="283"/>
+        <w:shd w:val="clear" w:color="auto" w:fill="F2F2F2"/>
+      </w:pPr>
+      <w:r>
+        <w:rPr>
+          <w:rFonts w:ascii="Courier New" w:hAnsi="Courier New"/>
+          <w:color w:val="1A1A1A"/>
+          <w:sz w:val="17"/>
+        </w:rPr>
+        <w:t xml:space="preserve"> </w:t>
+      </w:r>
+    </w:p>
+    <w:p>
+      <w:pPr>
+        <w:spacing w:before="0" w:after="0"/>
+        <w:ind w:left="283" w:right="283"/>
+        <w:shd w:val="clear" w:color="auto" w:fill="F2F2F2"/>
+      </w:pPr>
+      <w:r>
+        <w:rPr>
+          <w:rFonts w:ascii="Courier New" w:hAnsi="Courier New"/>
+          <w:color w:val="1A1A1A"/>
+          <w:sz w:val="17"/>
+        </w:rPr>
+        <w:t xml:space="preserve">    num_cols = ["age", "education-num", "capital-gain", "capital-loss", "hours-per-week"]</w:t>
+      </w:r>
+    </w:p>
+    <w:p>
+      <w:pPr>
+        <w:spacing w:before="0" w:after="0"/>
+        <w:ind w:left="283" w:right="283"/>
+        <w:shd w:val="clear" w:color="auto" w:fill="F2F2F2"/>
+      </w:pPr>
+      <w:r>
+        <w:rPr>
+          <w:rFonts w:ascii="Courier New" w:hAnsi="Courier New"/>
+          <w:color w:val="1A1A1A"/>
+          <w:sz w:val="17"/>
+        </w:rPr>
+        <w:t xml:space="preserve">    cat_cols = ["workclass", "education", "marital-status", "occupation",</w:t>
+      </w:r>
+    </w:p>
+    <w:p>
+      <w:pPr>
+        <w:spacing w:before="0" w:after="0"/>
+        <w:ind w:left="283" w:right="283"/>
+        <w:shd w:val="clear" w:color="auto" w:fill="F2F2F2"/>
+      </w:pPr>
+      <w:r>
+        <w:rPr>
+          <w:rFonts w:ascii="Courier New" w:hAnsi="Courier New"/>
+          <w:color w:val="1A1A1A"/>
+          <w:sz w:val="17"/>
+        </w:rPr>
+        <w:t xml:space="preserve">                "relationship", "race", "sex"]</w:t>
+      </w:r>
+    </w:p>
+    <w:p>
+      <w:pPr>
+        <w:spacing w:before="0" w:after="0"/>
+        <w:ind w:left="283" w:right="283"/>
+        <w:shd w:val="clear" w:color="auto" w:fill="F2F2F2"/>
+      </w:pPr>
+      <w:r>
+        <w:rPr>
+          <w:rFonts w:ascii="Courier New" w:hAnsi="Courier New"/>
+          <w:color w:val="1A1A1A"/>
+          <w:sz w:val="17"/>
+        </w:rPr>
+        <w:t xml:space="preserve"> </w:t>
+      </w:r>
+    </w:p>
+    <w:p>
+      <w:pPr>
+        <w:spacing w:before="0" w:after="0"/>
+        <w:ind w:left="283" w:right="283"/>
+        <w:shd w:val="clear" w:color="auto" w:fill="F2F2F2"/>
+      </w:pPr>
+      <w:r>
+        <w:rPr>
+          <w:rFonts w:ascii="Courier New" w:hAnsi="Courier New"/>
+          <w:color w:val="1A1A1A"/>
+          <w:sz w:val="17"/>
+        </w:rPr>
+        <w:t xml:space="preserve">    # ------------------------------------------------------------------</w:t>
+      </w:r>
+    </w:p>
+    <w:p>
+      <w:pPr>
+        <w:spacing w:before="0" w:after="0"/>
+        <w:ind w:left="283" w:right="283"/>
+        <w:shd w:val="clear" w:color="auto" w:fill="F2F2F2"/>
+      </w:pPr>
+      <w:r>
+        <w:rPr>
+          <w:rFonts w:ascii="Courier New" w:hAnsi="Courier New"/>
+          <w:color w:val="1A1A1A"/>
+          <w:sz w:val="17"/>
+        </w:rPr>
+        <w:t xml:space="preserve">    # 2. Normality tests</w:t>
+      </w:r>
+    </w:p>
+    <w:p>
+      <w:pPr>
+        <w:spacing w:before="0" w:after="0"/>
+        <w:ind w:left="283" w:right="283"/>
+        <w:shd w:val="clear" w:color="auto" w:fill="F2F2F2"/>
+      </w:pPr>
+      <w:r>
+        <w:rPr>
+          <w:rFonts w:ascii="Courier New" w:hAnsi="Courier New"/>
+          <w:color w:val="1A1A1A"/>
+          <w:sz w:val="17"/>
+        </w:rPr>
+        <w:t xml:space="preserve">    # ------------------------------------------------------------------</w:t>
+      </w:r>
+    </w:p>
+    <w:p>
+      <w:pPr>
+        <w:spacing w:before="0" w:after="0"/>
+        <w:ind w:left="283" w:right="283"/>
+        <w:shd w:val="clear" w:color="auto" w:fill="F2F2F2"/>
+      </w:pPr>
+      <w:r>
+        <w:rPr>
+          <w:rFonts w:ascii="Courier New" w:hAnsi="Courier New"/>
+          <w:color w:val="1A1A1A"/>
+          <w:sz w:val="17"/>
+        </w:rPr>
+        <w:t xml:space="preserve">    normality_res = normality_tests(df, num_cols)</w:t>
+      </w:r>
+    </w:p>
+    <w:p>
+      <w:pPr>
+        <w:spacing w:before="0" w:after="0"/>
+        <w:ind w:left="283" w:right="283"/>
+        <w:shd w:val="clear" w:color="auto" w:fill="F2F2F2"/>
+      </w:pPr>
+      <w:r>
+        <w:rPr>
+          <w:rFonts w:ascii="Courier New" w:hAnsi="Courier New"/>
+          <w:color w:val="1A1A1A"/>
+          <w:sz w:val="17"/>
+        </w:rPr>
+        <w:t xml:space="preserve"> </w:t>
+      </w:r>
+    </w:p>
+    <w:p>
+      <w:pPr>
+        <w:spacing w:before="0" w:after="0"/>
+        <w:ind w:left="283" w:right="283"/>
+        <w:shd w:val="clear" w:color="auto" w:fill="F2F2F2"/>
+      </w:pPr>
+      <w:r>
+        <w:rPr>
+          <w:rFonts w:ascii="Courier New" w:hAnsi="Courier New"/>
+          <w:color w:val="1A1A1A"/>
+          <w:sz w:val="17"/>
+        </w:rPr>
+        <w:t xml:space="preserve">    # QQ plots for first two numerical columns</w:t>
+      </w:r>
+    </w:p>
+    <w:p>
+      <w:pPr>
+        <w:spacing w:before="0" w:after="0"/>
+        <w:ind w:left="283" w:right="283"/>
+        <w:shd w:val="clear" w:color="auto" w:fill="F2F2F2"/>
+      </w:pPr>
+      <w:r>
+        <w:rPr>
+          <w:rFonts w:ascii="Courier New" w:hAnsi="Courier New"/>
+          <w:color w:val="1A1A1A"/>
+          <w:sz w:val="17"/>
+        </w:rPr>
+        <w:t xml:space="preserve">    for col in num_cols[:2]:</w:t>
+      </w:r>
+    </w:p>
+    <w:p>
+      <w:pPr>
+        <w:spacing w:before="0" w:after="0"/>
+        <w:ind w:left="283" w:right="283"/>
+        <w:shd w:val="clear" w:color="auto" w:fill="F2F2F2"/>
+      </w:pPr>
+      <w:r>
+        <w:rPr>
+          <w:rFonts w:ascii="Courier New" w:hAnsi="Courier New"/>
+          <w:color w:val="1A1A1A"/>
+          <w:sz w:val="17"/>
+        </w:rPr>
+        <w:t xml:space="preserve">        plot_qq(df, col)</w:t>
+      </w:r>
+    </w:p>
+    <w:p>
+      <w:pPr>
+        <w:spacing w:before="0" w:after="0"/>
+        <w:ind w:left="283" w:right="283"/>
+        <w:shd w:val="clear" w:color="auto" w:fill="F2F2F2"/>
+      </w:pPr>
+      <w:r>
+        <w:rPr>
+          <w:rFonts w:ascii="Courier New" w:hAnsi="Courier New"/>
+          <w:color w:val="1A1A1A"/>
+          <w:sz w:val="17"/>
+        </w:rPr>
+        <w:t xml:space="preserve"> </w:t>
+      </w:r>
+    </w:p>
+    <w:p>
+      <w:pPr>
+        <w:spacing w:before="0" w:after="0"/>
+        <w:ind w:left="283" w:right="283"/>
+        <w:shd w:val="clear" w:color="auto" w:fill="F2F2F2"/>
+      </w:pPr>
+      <w:r>
+        <w:rPr>
+          <w:rFonts w:ascii="Courier New" w:hAnsi="Courier New"/>
+          <w:color w:val="1A1A1A"/>
+          <w:sz w:val="17"/>
+        </w:rPr>
+        <w:t xml:space="preserve">    # ------------------------------------------------------------------</w:t>
+      </w:r>
+    </w:p>
+    <w:p>
+      <w:pPr>
+        <w:spacing w:before="0" w:after="0"/>
+        <w:ind w:left="283" w:right="283"/>
+        <w:shd w:val="clear" w:color="auto" w:fill="F2F2F2"/>
+      </w:pPr>
+      <w:r>
+        <w:rPr>
+          <w:rFonts w:ascii="Courier New" w:hAnsi="Courier New"/>
+          <w:color w:val="1A1A1A"/>
+          <w:sz w:val="17"/>
+        </w:rPr>
+        <w:t xml:space="preserve">    # 3. Chi-square tests</w:t>
+      </w:r>
+    </w:p>
+    <w:p>
+      <w:pPr>
+        <w:spacing w:before="0" w:after="0"/>
+        <w:ind w:left="283" w:right="283"/>
+        <w:shd w:val="clear" w:color="auto" w:fill="F2F2F2"/>
+      </w:pPr>
+      <w:r>
+        <w:rPr>
+          <w:rFonts w:ascii="Courier New" w:hAnsi="Courier New"/>
+          <w:color w:val="1A1A1A"/>
+          <w:sz w:val="17"/>
+        </w:rPr>
+        <w:t xml:space="preserve">    # ------------------------------------------------------------------</w:t>
+      </w:r>
+    </w:p>
+    <w:p>
+      <w:pPr>
+        <w:spacing w:before="0" w:after="0"/>
+        <w:ind w:left="283" w:right="283"/>
+        <w:shd w:val="clear" w:color="auto" w:fill="F2F2F2"/>
+      </w:pPr>
+      <w:r>
+        <w:rPr>
+          <w:rFonts w:ascii="Courier New" w:hAnsi="Courier New"/>
+          <w:color w:val="1A1A1A"/>
+          <w:sz w:val="17"/>
+        </w:rPr>
+        <w:t xml:space="preserve">    chi2_res = chi_square_tests(df, cat_cols, target="income_bin")</w:t>
+      </w:r>
+    </w:p>
+    <w:p>
+      <w:pPr>
+        <w:spacing w:before="0" w:after="0"/>
+        <w:ind w:left="283" w:right="283"/>
+        <w:shd w:val="clear" w:color="auto" w:fill="F2F2F2"/>
+      </w:pPr>
+      <w:r>
+        <w:rPr>
+          <w:rFonts w:ascii="Courier New" w:hAnsi="Courier New"/>
+          <w:color w:val="1A1A1A"/>
+          <w:sz w:val="17"/>
+        </w:rPr>
+        <w:t xml:space="preserve"> </w:t>
+      </w:r>
+    </w:p>
+    <w:p>
+      <w:pPr>
+        <w:spacing w:before="0" w:after="0"/>
+        <w:ind w:left="283" w:right="283"/>
+        <w:shd w:val="clear" w:color="auto" w:fill="F2F2F2"/>
+      </w:pPr>
+      <w:r>
+        <w:rPr>
+          <w:rFonts w:ascii="Courier New" w:hAnsi="Courier New"/>
+          <w:color w:val="1A1A1A"/>
+          <w:sz w:val="17"/>
+        </w:rPr>
+        <w:t xml:space="preserve">    # ------------------------------------------------------------------</w:t>
+      </w:r>
+    </w:p>
+    <w:p>
+      <w:pPr>
+        <w:spacing w:before="0" w:after="0"/>
+        <w:ind w:left="283" w:right="283"/>
+        <w:shd w:val="clear" w:color="auto" w:fill="F2F2F2"/>
+      </w:pPr>
+      <w:r>
+        <w:rPr>
+          <w:rFonts w:ascii="Courier New" w:hAnsi="Courier New"/>
+          <w:color w:val="1A1A1A"/>
+          <w:sz w:val="17"/>
+        </w:rPr>
+        <w:t xml:space="preserve">    # 4. ANOVA tests</w:t>
+      </w:r>
+    </w:p>
+    <w:p>
+      <w:pPr>
+        <w:spacing w:before="0" w:after="0"/>
+        <w:ind w:left="283" w:right="283"/>
+        <w:shd w:val="clear" w:color="auto" w:fill="F2F2F2"/>
+      </w:pPr>
+      <w:r>
+        <w:rPr>
+          <w:rFonts w:ascii="Courier New" w:hAnsi="Courier New"/>
+          <w:color w:val="1A1A1A"/>
+          <w:sz w:val="17"/>
+        </w:rPr>
+        <w:t xml:space="preserve">    # ------------------------------------------------------------------</w:t>
+      </w:r>
+    </w:p>
+    <w:p>
+      <w:pPr>
+        <w:spacing w:before="0" w:after="0"/>
+        <w:ind w:left="283" w:right="283"/>
+        <w:shd w:val="clear" w:color="auto" w:fill="F2F2F2"/>
+      </w:pPr>
+      <w:r>
+        <w:rPr>
+          <w:rFonts w:ascii="Courier New" w:hAnsi="Courier New"/>
+          <w:color w:val="1A1A1A"/>
+          <w:sz w:val="17"/>
+        </w:rPr>
+        <w:t xml:space="preserve">    anova_res = anova_tests(df, num_cols, target="income_bin")</w:t>
+      </w:r>
+    </w:p>
+    <w:p>
+      <w:pPr>
+        <w:spacing w:before="0" w:after="0"/>
+        <w:ind w:left="283" w:right="283"/>
+        <w:shd w:val="clear" w:color="auto" w:fill="F2F2F2"/>
+      </w:pPr>
+      <w:r>
+        <w:rPr>
+          <w:rFonts w:ascii="Courier New" w:hAnsi="Courier New"/>
+          <w:color w:val="1A1A1A"/>
+          <w:sz w:val="17"/>
+        </w:rPr>
+        <w:t xml:space="preserve"> </w:t>
+      </w:r>
+    </w:p>
+    <w:p>
+      <w:pPr>
+        <w:spacing w:before="0" w:after="0"/>
+        <w:ind w:left="283" w:right="283"/>
+        <w:shd w:val="clear" w:color="auto" w:fill="F2F2F2"/>
+      </w:pPr>
+      <w:r>
+        <w:rPr>
+          <w:rFonts w:ascii="Courier New" w:hAnsi="Courier New"/>
+          <w:color w:val="1A1A1A"/>
+          <w:sz w:val="17"/>
+        </w:rPr>
+        <w:t xml:space="preserve">    # ------------------------------------------------------------------</w:t>
+      </w:r>
+    </w:p>
+    <w:p>
+      <w:pPr>
+        <w:spacing w:before="0" w:after="0"/>
+        <w:ind w:left="283" w:right="283"/>
+        <w:shd w:val="clear" w:color="auto" w:fill="F2F2F2"/>
+      </w:pPr>
+      <w:r>
+        <w:rPr>
+          <w:rFonts w:ascii="Courier New" w:hAnsi="Courier New"/>
+          <w:color w:val="1A1A1A"/>
+          <w:sz w:val="17"/>
+        </w:rPr>
+        <w:t xml:space="preserve">    # 5. Point-biserial correlation</w:t>
+      </w:r>
+    </w:p>
+    <w:p>
+      <w:pPr>
+        <w:spacing w:before="0" w:after="0"/>
+        <w:ind w:left="283" w:right="283"/>
+        <w:shd w:val="clear" w:color="auto" w:fill="F2F2F2"/>
+      </w:pPr>
+      <w:r>
+        <w:rPr>
+          <w:rFonts w:ascii="Courier New" w:hAnsi="Courier New"/>
+          <w:color w:val="1A1A1A"/>
+          <w:sz w:val="17"/>
+        </w:rPr>
+        <w:t xml:space="preserve">    # ------------------------------------------------------------------</w:t>
+      </w:r>
+    </w:p>
+    <w:p>
+      <w:pPr>
+        <w:spacing w:before="0" w:after="0"/>
+        <w:ind w:left="283" w:right="283"/>
+        <w:shd w:val="clear" w:color="auto" w:fill="F2F2F2"/>
+      </w:pPr>
+      <w:r>
+        <w:rPr>
+          <w:rFonts w:ascii="Courier New" w:hAnsi="Courier New"/>
+          <w:color w:val="1A1A1A"/>
+          <w:sz w:val="17"/>
+        </w:rPr>
+        <w:t xml:space="preserve">    pb_res = point_biserial_tests(df, num_cols, target_binary="income_bin")</w:t>
+      </w:r>
+    </w:p>
+    <w:p>
+      <w:pPr>
+        <w:spacing w:before="0" w:after="0"/>
+        <w:ind w:left="283" w:right="283"/>
+        <w:shd w:val="clear" w:color="auto" w:fill="F2F2F2"/>
+      </w:pPr>
+      <w:r>
+        <w:rPr>
+          <w:rFonts w:ascii="Courier New" w:hAnsi="Courier New"/>
+          <w:color w:val="1A1A1A"/>
+          <w:sz w:val="17"/>
+        </w:rPr>
+        <w:t xml:space="preserve"> </w:t>
+      </w:r>
+    </w:p>
+    <w:p>
+      <w:pPr>
+        <w:spacing w:before="0" w:after="0"/>
+        <w:ind w:left="283" w:right="283"/>
+        <w:shd w:val="clear" w:color="auto" w:fill="F2F2F2"/>
+      </w:pPr>
+      <w:r>
+        <w:rPr>
+          <w:rFonts w:ascii="Courier New" w:hAnsi="Courier New"/>
+          <w:color w:val="1A1A1A"/>
+          <w:sz w:val="17"/>
+        </w:rPr>
+        <w:t xml:space="preserve">    # ------------------------------------------------------------------</w:t>
+      </w:r>
+    </w:p>
+    <w:p>
+      <w:pPr>
+        <w:spacing w:before="0" w:after="0"/>
+        <w:ind w:left="283" w:right="283"/>
+        <w:shd w:val="clear" w:color="auto" w:fill="F2F2F2"/>
+      </w:pPr>
+      <w:r>
+        <w:rPr>
+          <w:rFonts w:ascii="Courier New" w:hAnsi="Courier New"/>
+          <w:color w:val="1A1A1A"/>
+          <w:sz w:val="17"/>
+        </w:rPr>
+        <w:t xml:space="preserve">    # 6. Bootstrap confidence intervals</w:t>
+      </w:r>
+    </w:p>
+    <w:p>
+      <w:pPr>
+        <w:spacing w:before="0" w:after="0"/>
+        <w:ind w:left="283" w:right="283"/>
+        <w:shd w:val="clear" w:color="auto" w:fill="F2F2F2"/>
+      </w:pPr>
+      <w:r>
+        <w:rPr>
+          <w:rFonts w:ascii="Courier New" w:hAnsi="Courier New"/>
+          <w:color w:val="1A1A1A"/>
+          <w:sz w:val="17"/>
+        </w:rPr>
+        <w:t xml:space="preserve">    # ------------------------------------------------------------------</w:t>
+      </w:r>
+    </w:p>
+    <w:p>
+      <w:pPr>
+        <w:spacing w:before="0" w:after="0"/>
+        <w:ind w:left="283" w:right="283"/>
+        <w:shd w:val="clear" w:color="auto" w:fill="F2F2F2"/>
+      </w:pPr>
+      <w:r>
+        <w:rPr>
+          <w:rFonts w:ascii="Courier New" w:hAnsi="Courier New"/>
+          <w:color w:val="1A1A1A"/>
+          <w:sz w:val="17"/>
+        </w:rPr>
+        <w:t xml:space="preserve">    print(f"\n[Bootstrap] Computing 95% CIs for mean age by income (n_boot={args.n_boot}) ...")</w:t>
+      </w:r>
+    </w:p>
+    <w:p>
+      <w:pPr>
+        <w:spacing w:before="0" w:after="0"/>
+        <w:ind w:left="283" w:right="283"/>
+        <w:shd w:val="clear" w:color="auto" w:fill="F2F2F2"/>
+      </w:pPr>
+      <w:r>
+        <w:rPr>
+          <w:rFonts w:ascii="Courier New" w:hAnsi="Courier New"/>
+          <w:color w:val="1A1A1A"/>
+          <w:sz w:val="17"/>
+        </w:rPr>
+        <w:t xml:space="preserve">    ci_age_income = bootstrap_ci(df, group_col="income", value_col="age", n_boot=args.n_boot)</w:t>
+      </w:r>
+    </w:p>
+    <w:p>
+      <w:pPr>
+        <w:spacing w:before="0" w:after="0"/>
+        <w:ind w:left="283" w:right="283"/>
+        <w:shd w:val="clear" w:color="auto" w:fill="F2F2F2"/>
+      </w:pPr>
+      <w:r>
+        <w:rPr>
+          <w:rFonts w:ascii="Courier New" w:hAnsi="Courier New"/>
+          <w:color w:val="1A1A1A"/>
+          <w:sz w:val="17"/>
+        </w:rPr>
+        <w:t xml:space="preserve">    for grp, vals in ci_age_income.items():</w:t>
+      </w:r>
+    </w:p>
+    <w:p>
+      <w:pPr>
+        <w:spacing w:before="0" w:after="0"/>
+        <w:ind w:left="283" w:right="283"/>
+        <w:shd w:val="clear" w:color="auto" w:fill="F2F2F2"/>
+      </w:pPr>
+      <w:r>
+        <w:rPr>
+          <w:rFonts w:ascii="Courier New" w:hAnsi="Courier New"/>
+          <w:color w:val="1A1A1A"/>
+          <w:sz w:val="17"/>
+        </w:rPr>
+        <w:t xml:space="preserve">        print(f"  Income={grp}: mean age={vals['mean']:.1f}  95% CI [{vals['ci_lower']:.1f}, {vals['ci_upper']:.1f}]  n={vals['n']:,}")</w:t>
+      </w:r>
+    </w:p>
+    <w:p>
+      <w:pPr>
+        <w:spacing w:before="0" w:after="0"/>
+        <w:ind w:left="283" w:right="283"/>
+        <w:shd w:val="clear" w:color="auto" w:fill="F2F2F2"/>
+      </w:pPr>
+      <w:r>
+        <w:rPr>
+          <w:rFonts w:ascii="Courier New" w:hAnsi="Courier New"/>
+          <w:color w:val="1A1A1A"/>
+          <w:sz w:val="17"/>
+        </w:rPr>
+        <w:t xml:space="preserve"> </w:t>
+      </w:r>
+    </w:p>
+    <w:p>
+      <w:pPr>
+        <w:spacing w:before="0" w:after="0"/>
+        <w:ind w:left="283" w:right="283"/>
+        <w:shd w:val="clear" w:color="auto" w:fill="F2F2F2"/>
+      </w:pPr>
+      <w:r>
+        <w:rPr>
+          <w:rFonts w:ascii="Courier New" w:hAnsi="Courier New"/>
+          <w:color w:val="1A1A1A"/>
+          <w:sz w:val="17"/>
+        </w:rPr>
+        <w:t xml:space="preserve">    print(f"\n[Bootstrap] Computing 95% CIs for mean hours-per-week by sex ...")</w:t>
+      </w:r>
+    </w:p>
+    <w:p>
+      <w:pPr>
+        <w:spacing w:before="0" w:after="0"/>
+        <w:ind w:left="283" w:right="283"/>
+        <w:shd w:val="clear" w:color="auto" w:fill="F2F2F2"/>
+      </w:pPr>
+      <w:r>
+        <w:rPr>
+          <w:rFonts w:ascii="Courier New" w:hAnsi="Courier New"/>
+          <w:color w:val="1A1A1A"/>
+          <w:sz w:val="17"/>
+        </w:rPr>
+        <w:t xml:space="preserve">    ci_hours_sex = bootstrap_ci(df, group_col="sex", value_col="hours-per-week", n_boot=args.n_boot)</w:t>
+      </w:r>
+    </w:p>
+    <w:p>
+      <w:pPr>
+        <w:spacing w:before="0" w:after="0"/>
+        <w:ind w:left="283" w:right="283"/>
+        <w:shd w:val="clear" w:color="auto" w:fill="F2F2F2"/>
+      </w:pPr>
+      <w:r>
+        <w:rPr>
+          <w:rFonts w:ascii="Courier New" w:hAnsi="Courier New"/>
+          <w:color w:val="1A1A1A"/>
+          <w:sz w:val="17"/>
+        </w:rPr>
+        <w:t xml:space="preserve">    for grp, vals in ci_hours_sex.items():</w:t>
+      </w:r>
+    </w:p>
+    <w:p>
+      <w:pPr>
+        <w:spacing w:before="0" w:after="0"/>
+        <w:ind w:left="283" w:right="283"/>
+        <w:shd w:val="clear" w:color="auto" w:fill="F2F2F2"/>
+      </w:pPr>
+      <w:r>
+        <w:rPr>
+          <w:rFonts w:ascii="Courier New" w:hAnsi="Courier New"/>
+          <w:color w:val="1A1A1A"/>
+          <w:sz w:val="17"/>
+        </w:rPr>
+        <w:t xml:space="preserve">        print(f"  Sex={grp}: mean hours={vals['mean']:.1f}  95% CI [{vals['ci_lower']:.1f}, {vals['ci_upper']:.1f}]  n={vals['n']:,}")</w:t>
+      </w:r>
+    </w:p>
+    <w:p>
+      <w:pPr>
+        <w:spacing w:before="0" w:after="0"/>
+        <w:ind w:left="283" w:right="283"/>
+        <w:shd w:val="clear" w:color="auto" w:fill="F2F2F2"/>
+      </w:pPr>
+      <w:r>
+        <w:rPr>
+          <w:rFonts w:ascii="Courier New" w:hAnsi="Courier New"/>
+          <w:color w:val="1A1A1A"/>
+          <w:sz w:val="17"/>
+        </w:rPr>
+        <w:t xml:space="preserve"> </w:t>
+      </w:r>
+    </w:p>
+    <w:p>
+      <w:pPr>
+        <w:spacing w:before="0" w:after="0"/>
+        <w:ind w:left="283" w:right="283"/>
+        <w:shd w:val="clear" w:color="auto" w:fill="F2F2F2"/>
+      </w:pPr>
+      <w:r>
+        <w:rPr>
+          <w:rFonts w:ascii="Courier New" w:hAnsi="Courier New"/>
+          <w:color w:val="1A1A1A"/>
+          <w:sz w:val="17"/>
+        </w:rPr>
+        <w:t xml:space="preserve">    # ------------------------------------------------------------------</w:t>
+      </w:r>
+    </w:p>
+    <w:p>
+      <w:pPr>
+        <w:spacing w:before="0" w:after="0"/>
+        <w:ind w:left="283" w:right="283"/>
+        <w:shd w:val="clear" w:color="auto" w:fill="F2F2F2"/>
+      </w:pPr>
+      <w:r>
+        <w:rPr>
+          <w:rFonts w:ascii="Courier New" w:hAnsi="Courier New"/>
+          <w:color w:val="1A1A1A"/>
+          <w:sz w:val="17"/>
+        </w:rPr>
+        <w:t xml:space="preserve">    # 7. Prescriptive – Feature ranking</w:t>
+      </w:r>
+    </w:p>
+    <w:p>
+      <w:pPr>
+        <w:spacing w:before="0" w:after="0"/>
+        <w:ind w:left="283" w:right="283"/>
+        <w:shd w:val="clear" w:color="auto" w:fill="F2F2F2"/>
+      </w:pPr>
+      <w:r>
+        <w:rPr>
+          <w:rFonts w:ascii="Courier New" w:hAnsi="Courier New"/>
+          <w:color w:val="1A1A1A"/>
+          <w:sz w:val="17"/>
+        </w:rPr>
+        <w:t xml:space="preserve">    # ------------------------------------------------------------------</w:t>
+      </w:r>
+    </w:p>
+    <w:p>
+      <w:pPr>
+        <w:spacing w:before="0" w:after="0"/>
+        <w:ind w:left="283" w:right="283"/>
+        <w:shd w:val="clear" w:color="auto" w:fill="F2F2F2"/>
+      </w:pPr>
+      <w:r>
+        <w:rPr>
+          <w:rFonts w:ascii="Courier New" w:hAnsi="Courier New"/>
+          <w:color w:val="1A1A1A"/>
+          <w:sz w:val="17"/>
+        </w:rPr>
+        <w:t xml:space="preserve">    print("\n[Prescriptive] Ranking features by statistical significance ...")</w:t>
+      </w:r>
+    </w:p>
+    <w:p>
+      <w:pPr>
+        <w:spacing w:before="0" w:after="0"/>
+        <w:ind w:left="283" w:right="283"/>
+        <w:shd w:val="clear" w:color="auto" w:fill="F2F2F2"/>
+      </w:pPr>
+      <w:r>
+        <w:rPr>
+          <w:rFonts w:ascii="Courier New" w:hAnsi="Courier New"/>
+          <w:color w:val="1A1A1A"/>
+          <w:sz w:val="17"/>
+        </w:rPr>
+        <w:t xml:space="preserve">    ranking = rank_features_by_significance(chi2_res, anova_res, pb_res)</w:t>
+      </w:r>
+    </w:p>
+    <w:p>
+      <w:pPr>
+        <w:spacing w:before="0" w:after="0"/>
+        <w:ind w:left="283" w:right="283"/>
+        <w:shd w:val="clear" w:color="auto" w:fill="F2F2F2"/>
+      </w:pPr>
+      <w:r>
+        <w:rPr>
+          <w:rFonts w:ascii="Courier New" w:hAnsi="Courier New"/>
+          <w:color w:val="1A1A1A"/>
+          <w:sz w:val="17"/>
+        </w:rPr>
+        <w:t xml:space="preserve">    print("\n  Feature Significance Ranking:")</w:t>
+      </w:r>
+    </w:p>
+    <w:p>
+      <w:pPr>
+        <w:spacing w:before="0" w:after="0"/>
+        <w:ind w:left="283" w:right="283"/>
+        <w:shd w:val="clear" w:color="auto" w:fill="F2F2F2"/>
+      </w:pPr>
+      <w:r>
+        <w:rPr>
+          <w:rFonts w:ascii="Courier New" w:hAnsi="Courier New"/>
+          <w:color w:val="1A1A1A"/>
+          <w:sz w:val="17"/>
+        </w:rPr>
+        <w:t xml:space="preserve">    print(ranking[["rank", "feature", "min_p_value", "log10_p"]].to_string(index=False))</w:t>
+      </w:r>
+    </w:p>
+    <w:p>
+      <w:pPr>
+        <w:spacing w:before="0" w:after="0"/>
+        <w:ind w:left="283" w:right="283"/>
+        <w:shd w:val="clear" w:color="auto" w:fill="F2F2F2"/>
+      </w:pPr>
+      <w:r>
+        <w:rPr>
+          <w:rFonts w:ascii="Courier New" w:hAnsi="Courier New"/>
+          <w:color w:val="1A1A1A"/>
+          <w:sz w:val="17"/>
+        </w:rPr>
+        <w:t xml:space="preserve"> </w:t>
+      </w:r>
+    </w:p>
+    <w:p>
+      <w:pPr>
+        <w:spacing w:before="0" w:after="0"/>
+        <w:ind w:left="283" w:right="283"/>
+        <w:shd w:val="clear" w:color="auto" w:fill="F2F2F2"/>
+      </w:pPr>
+      <w:r>
+        <w:rPr>
+          <w:rFonts w:ascii="Courier New" w:hAnsi="Courier New"/>
+          <w:color w:val="1A1A1A"/>
+          <w:sz w:val="17"/>
+        </w:rPr>
+        <w:t xml:space="preserve">    # ------------------------------------------------------------------</w:t>
+      </w:r>
+    </w:p>
+    <w:p>
+      <w:pPr>
+        <w:spacing w:before="0" w:after="0"/>
+        <w:ind w:left="283" w:right="283"/>
+        <w:shd w:val="clear" w:color="auto" w:fill="F2F2F2"/>
+      </w:pPr>
+      <w:r>
+        <w:rPr>
+          <w:rFonts w:ascii="Courier New" w:hAnsi="Courier New"/>
+          <w:color w:val="1A1A1A"/>
+          <w:sz w:val="17"/>
+        </w:rPr>
+        <w:t xml:space="preserve">    # 8. Prescriptive – Income probability insights</w:t>
+      </w:r>
+    </w:p>
+    <w:p>
+      <w:pPr>
+        <w:spacing w:before="0" w:after="0"/>
+        <w:ind w:left="283" w:right="283"/>
+        <w:shd w:val="clear" w:color="auto" w:fill="F2F2F2"/>
+      </w:pPr>
+      <w:r>
+        <w:rPr>
+          <w:rFonts w:ascii="Courier New" w:hAnsi="Courier New"/>
+          <w:color w:val="1A1A1A"/>
+          <w:sz w:val="17"/>
+        </w:rPr>
+        <w:t xml:space="preserve">    # ------------------------------------------------------------------</w:t>
+      </w:r>
+    </w:p>
+    <w:p>
+      <w:pPr>
+        <w:spacing w:before="0" w:after="0"/>
+        <w:ind w:left="283" w:right="283"/>
+        <w:shd w:val="clear" w:color="auto" w:fill="F2F2F2"/>
+      </w:pPr>
+      <w:r>
+        <w:rPr>
+          <w:rFonts w:ascii="Courier New" w:hAnsi="Courier New"/>
+          <w:color w:val="1A1A1A"/>
+          <w:sz w:val="17"/>
+        </w:rPr>
+        <w:t xml:space="preserve">    print("\n[Prescriptive] Generating income probability insights ...")</w:t>
+      </w:r>
+    </w:p>
+    <w:p>
+      <w:pPr>
+        <w:spacing w:before="0" w:after="0"/>
+        <w:ind w:left="283" w:right="283"/>
+        <w:shd w:val="clear" w:color="auto" w:fill="F2F2F2"/>
+      </w:pPr>
+      <w:r>
+        <w:rPr>
+          <w:rFonts w:ascii="Courier New" w:hAnsi="Courier New"/>
+          <w:color w:val="1A1A1A"/>
+          <w:sz w:val="17"/>
+        </w:rPr>
+        <w:t xml:space="preserve">    insights = generate_income_probability_insights(df, cat_cols, num_cols)</w:t>
+      </w:r>
+    </w:p>
+    <w:p>
+      <w:pPr>
+        <w:spacing w:before="0" w:after="0"/>
+        <w:ind w:left="283" w:right="283"/>
+        <w:shd w:val="clear" w:color="auto" w:fill="F2F2F2"/>
+      </w:pPr>
+      <w:r>
+        <w:rPr>
+          <w:rFonts w:ascii="Courier New" w:hAnsi="Courier New"/>
+          <w:color w:val="1A1A1A"/>
+          <w:sz w:val="17"/>
+        </w:rPr>
+        <w:t xml:space="preserve">    print("\n  Insights:")</w:t>
+      </w:r>
+    </w:p>
+    <w:p>
+      <w:pPr>
+        <w:spacing w:before="0" w:after="0"/>
+        <w:ind w:left="283" w:right="283"/>
+        <w:shd w:val="clear" w:color="auto" w:fill="F2F2F2"/>
+      </w:pPr>
+      <w:r>
+        <w:rPr>
+          <w:rFonts w:ascii="Courier New" w:hAnsi="Courier New"/>
+          <w:color w:val="1A1A1A"/>
+          <w:sz w:val="17"/>
+        </w:rPr>
+        <w:t xml:space="preserve">    for ins in insights:</w:t>
+      </w:r>
+    </w:p>
+    <w:p>
+      <w:pPr>
+        <w:spacing w:before="0" w:after="0"/>
+        <w:ind w:left="283" w:right="283"/>
+        <w:shd w:val="clear" w:color="auto" w:fill="F2F2F2"/>
+      </w:pPr>
+      <w:r>
+        <w:rPr>
+          <w:rFonts w:ascii="Courier New" w:hAnsi="Courier New"/>
+          <w:color w:val="1A1A1A"/>
+          <w:sz w:val="17"/>
+        </w:rPr>
+        <w:t xml:space="preserve">        print(f"  - {ins}")</w:t>
+      </w:r>
+    </w:p>
+    <w:p>
+      <w:pPr>
+        <w:spacing w:before="0" w:after="0"/>
+        <w:ind w:left="283" w:right="283"/>
+        <w:shd w:val="clear" w:color="auto" w:fill="F2F2F2"/>
+      </w:pPr>
+      <w:r>
+        <w:rPr>
+          <w:rFonts w:ascii="Courier New" w:hAnsi="Courier New"/>
+          <w:color w:val="1A1A1A"/>
+          <w:sz w:val="17"/>
+        </w:rPr>
+        <w:t xml:space="preserve"> </w:t>
+      </w:r>
+    </w:p>
+    <w:p>
+      <w:pPr>
+        <w:spacing w:before="0" w:after="0"/>
+        <w:ind w:left="283" w:right="283"/>
+        <w:shd w:val="clear" w:color="auto" w:fill="F2F2F2"/>
+      </w:pPr>
+      <w:r>
+        <w:rPr>
+          <w:rFonts w:ascii="Courier New" w:hAnsi="Courier New"/>
+          <w:color w:val="1A1A1A"/>
+          <w:sz w:val="17"/>
+        </w:rPr>
+        <w:t xml:space="preserve">    # ------------------------------------------------------------------</w:t>
+      </w:r>
+    </w:p>
+    <w:p>
+      <w:pPr>
+        <w:spacing w:before="0" w:after="0"/>
+        <w:ind w:left="283" w:right="283"/>
+        <w:shd w:val="clear" w:color="auto" w:fill="F2F2F2"/>
+      </w:pPr>
+      <w:r>
+        <w:rPr>
+          <w:rFonts w:ascii="Courier New" w:hAnsi="Courier New"/>
+          <w:color w:val="1A1A1A"/>
+          <w:sz w:val="17"/>
+        </w:rPr>
+        <w:t xml:space="preserve">    # 9. Prescriptive – Decision criteria</w:t>
+      </w:r>
+    </w:p>
+    <w:p>
+      <w:pPr>
+        <w:spacing w:before="0" w:after="0"/>
+        <w:ind w:left="283" w:right="283"/>
+        <w:shd w:val="clear" w:color="auto" w:fill="F2F2F2"/>
+      </w:pPr>
+      <w:r>
+        <w:rPr>
+          <w:rFonts w:ascii="Courier New" w:hAnsi="Courier New"/>
+          <w:color w:val="1A1A1A"/>
+          <w:sz w:val="17"/>
+        </w:rPr>
+        <w:t xml:space="preserve">    # ------------------------------------------------------------------</w:t>
+      </w:r>
+    </w:p>
+    <w:p>
+      <w:pPr>
+        <w:spacing w:before="0" w:after="0"/>
+        <w:ind w:left="283" w:right="283"/>
+        <w:shd w:val="clear" w:color="auto" w:fill="F2F2F2"/>
+      </w:pPr>
+      <w:r>
+        <w:rPr>
+          <w:rFonts w:ascii="Courier New" w:hAnsi="Courier New"/>
+          <w:color w:val="1A1A1A"/>
+          <w:sz w:val="17"/>
+        </w:rPr>
+        <w:t xml:space="preserve">    criteria = generate_decision_criteria(ranking, n_top=args.n_top)</w:t>
+      </w:r>
+    </w:p>
+    <w:p>
+      <w:pPr>
+        <w:spacing w:before="0" w:after="0"/>
+        <w:ind w:left="283" w:right="283"/>
+        <w:shd w:val="clear" w:color="auto" w:fill="F2F2F2"/>
+      </w:pPr>
+      <w:r>
+        <w:rPr>
+          <w:rFonts w:ascii="Courier New" w:hAnsi="Courier New"/>
+          <w:color w:val="1A1A1A"/>
+          <w:sz w:val="17"/>
+        </w:rPr>
+        <w:t xml:space="preserve">    print("\n[Prescriptive] Decision Criteria (Policy Rules):")</w:t>
+      </w:r>
+    </w:p>
+    <w:p>
+      <w:pPr>
+        <w:spacing w:before="0" w:after="0"/>
+        <w:ind w:left="283" w:right="283"/>
+        <w:shd w:val="clear" w:color="auto" w:fill="F2F2F2"/>
+      </w:pPr>
+      <w:r>
+        <w:rPr>
+          <w:rFonts w:ascii="Courier New" w:hAnsi="Courier New"/>
+          <w:color w:val="1A1A1A"/>
+          <w:sz w:val="17"/>
+        </w:rPr>
+        <w:t xml:space="preserve">    for i, c in enumerate(criteria, 1):</w:t>
+      </w:r>
+    </w:p>
+    <w:p>
+      <w:pPr>
+        <w:spacing w:before="0" w:after="0"/>
+        <w:ind w:left="283" w:right="283"/>
+        <w:shd w:val="clear" w:color="auto" w:fill="F2F2F2"/>
+      </w:pPr>
+      <w:r>
+        <w:rPr>
+          <w:rFonts w:ascii="Courier New" w:hAnsi="Courier New"/>
+          <w:color w:val="1A1A1A"/>
+          <w:sz w:val="17"/>
+        </w:rPr>
+        <w:t xml:space="preserve">        print(f"  {i}. {c}")</w:t>
+      </w:r>
+    </w:p>
+    <w:p>
+      <w:pPr>
+        <w:spacing w:before="0" w:after="0"/>
+        <w:ind w:left="283" w:right="283"/>
+        <w:shd w:val="clear" w:color="auto" w:fill="F2F2F2"/>
+      </w:pPr>
+      <w:r>
+        <w:rPr>
+          <w:rFonts w:ascii="Courier New" w:hAnsi="Courier New"/>
+          <w:color w:val="1A1A1A"/>
+          <w:sz w:val="17"/>
+        </w:rPr>
+        <w:t xml:space="preserve"> </w:t>
+      </w:r>
+    </w:p>
+    <w:p>
+      <w:pPr>
+        <w:spacing w:before="0" w:after="0"/>
+        <w:ind w:left="283" w:right="283"/>
+        <w:shd w:val="clear" w:color="auto" w:fill="F2F2F2"/>
+      </w:pPr>
+      <w:r>
+        <w:rPr>
+          <w:rFonts w:ascii="Courier New" w:hAnsi="Courier New"/>
+          <w:color w:val="1A1A1A"/>
+          <w:sz w:val="17"/>
+        </w:rPr>
+        <w:t xml:space="preserve">    # ------------------------------------------------------------------</w:t>
+      </w:r>
+    </w:p>
+    <w:p>
+      <w:pPr>
+        <w:spacing w:before="0" w:after="0"/>
+        <w:ind w:left="283" w:right="283"/>
+        <w:shd w:val="clear" w:color="auto" w:fill="F2F2F2"/>
+      </w:pPr>
+      <w:r>
+        <w:rPr>
+          <w:rFonts w:ascii="Courier New" w:hAnsi="Courier New"/>
+          <w:color w:val="1A1A1A"/>
+          <w:sz w:val="17"/>
+        </w:rPr>
+        <w:t xml:space="preserve">    # 10. Plots</w:t>
+      </w:r>
+    </w:p>
+    <w:p>
+      <w:pPr>
+        <w:spacing w:before="0" w:after="0"/>
+        <w:ind w:left="283" w:right="283"/>
+        <w:shd w:val="clear" w:color="auto" w:fill="F2F2F2"/>
+      </w:pPr>
+      <w:r>
+        <w:rPr>
+          <w:rFonts w:ascii="Courier New" w:hAnsi="Courier New"/>
+          <w:color w:val="1A1A1A"/>
+          <w:sz w:val="17"/>
+        </w:rPr>
+        <w:t xml:space="preserve">    # ------------------------------------------------------------------</w:t>
+      </w:r>
+    </w:p>
+    <w:p>
+      <w:pPr>
+        <w:spacing w:before="0" w:after="0"/>
+        <w:ind w:left="283" w:right="283"/>
+        <w:shd w:val="clear" w:color="auto" w:fill="F2F2F2"/>
+      </w:pPr>
+      <w:r>
+        <w:rPr>
+          <w:rFonts w:ascii="Courier New" w:hAnsi="Courier New"/>
+          <w:color w:val="1A1A1A"/>
+          <w:sz w:val="17"/>
+        </w:rPr>
+        <w:t xml:space="preserve">    print("\n[Plots] Generating visualisations ...")</w:t>
+      </w:r>
+    </w:p>
+    <w:p>
+      <w:pPr>
+        <w:spacing w:before="0" w:after="0"/>
+        <w:ind w:left="283" w:right="283"/>
+        <w:shd w:val="clear" w:color="auto" w:fill="F2F2F2"/>
+      </w:pPr>
+      <w:r>
+        <w:rPr>
+          <w:rFonts w:ascii="Courier New" w:hAnsi="Courier New"/>
+          <w:color w:val="1A1A1A"/>
+          <w:sz w:val="17"/>
+        </w:rPr>
+        <w:t xml:space="preserve">    plot_income_distribution(df, num_cols)</w:t>
+      </w:r>
+    </w:p>
+    <w:p>
+      <w:pPr>
+        <w:spacing w:before="0" w:after="0"/>
+        <w:ind w:left="283" w:right="283"/>
+        <w:shd w:val="clear" w:color="auto" w:fill="F2F2F2"/>
+      </w:pPr>
+      <w:r>
+        <w:rPr>
+          <w:rFonts w:ascii="Courier New" w:hAnsi="Courier New"/>
+          <w:color w:val="1A1A1A"/>
+          <w:sz w:val="17"/>
+        </w:rPr>
+        <w:t xml:space="preserve">    plot_feature_significance(ranking)</w:t>
+      </w:r>
+    </w:p>
+    <w:p>
+      <w:pPr>
+        <w:spacing w:before="0" w:after="0"/>
+        <w:ind w:left="283" w:right="283"/>
+        <w:shd w:val="clear" w:color="auto" w:fill="F2F2F2"/>
+      </w:pPr>
+      <w:r>
+        <w:rPr>
+          <w:rFonts w:ascii="Courier New" w:hAnsi="Courier New"/>
+          <w:color w:val="1A1A1A"/>
+          <w:sz w:val="17"/>
+        </w:rPr>
+        <w:t xml:space="preserve">    plot_income_by_category(df, cat_cols)</w:t>
+      </w:r>
+    </w:p>
+    <w:p>
+      <w:pPr>
+        <w:spacing w:before="0" w:after="0"/>
+        <w:ind w:left="283" w:right="283"/>
+        <w:shd w:val="clear" w:color="auto" w:fill="F2F2F2"/>
+      </w:pPr>
+      <w:r>
+        <w:rPr>
+          <w:rFonts w:ascii="Courier New" w:hAnsi="Courier New"/>
+          <w:color w:val="1A1A1A"/>
+          <w:sz w:val="17"/>
+        </w:rPr>
+        <w:t xml:space="preserve">    plot_bootstrap_ci(ci_age_income,</w:t>
+      </w:r>
+    </w:p>
+    <w:p>
+      <w:pPr>
+        <w:spacing w:before="0" w:after="0"/>
+        <w:ind w:left="283" w:right="283"/>
+        <w:shd w:val="clear" w:color="auto" w:fill="F2F2F2"/>
+      </w:pPr>
+      <w:r>
+        <w:rPr>
+          <w:rFonts w:ascii="Courier New" w:hAnsi="Courier New"/>
+          <w:color w:val="1A1A1A"/>
+          <w:sz w:val="17"/>
+        </w:rPr>
+        <w:t xml:space="preserve">                      "Mean Age by Income Group – 95% Bootstrap CI",</w:t>
+      </w:r>
+    </w:p>
+    <w:p>
+      <w:pPr>
+        <w:spacing w:before="0" w:after="0"/>
+        <w:ind w:left="283" w:right="283"/>
+        <w:shd w:val="clear" w:color="auto" w:fill="F2F2F2"/>
+      </w:pPr>
+      <w:r>
+        <w:rPr>
+          <w:rFonts w:ascii="Courier New" w:hAnsi="Courier New"/>
+          <w:color w:val="1A1A1A"/>
+          <w:sz w:val="17"/>
+        </w:rPr>
+        <w:t xml:space="preserve">                      "bootstrap_ci_age.png")</w:t>
+      </w:r>
+    </w:p>
+    <w:p>
+      <w:pPr>
+        <w:spacing w:before="0" w:after="0"/>
+        <w:ind w:left="283" w:right="283"/>
+        <w:shd w:val="clear" w:color="auto" w:fill="F2F2F2"/>
+      </w:pPr>
+      <w:r>
+        <w:rPr>
+          <w:rFonts w:ascii="Courier New" w:hAnsi="Courier New"/>
+          <w:color w:val="1A1A1A"/>
+          <w:sz w:val="17"/>
+        </w:rPr>
+        <w:t xml:space="preserve">    plot_bootstrap_ci(ci_hours_sex,</w:t>
+      </w:r>
+    </w:p>
+    <w:p>
+      <w:pPr>
+        <w:spacing w:before="0" w:after="0"/>
+        <w:ind w:left="283" w:right="283"/>
+        <w:shd w:val="clear" w:color="auto" w:fill="F2F2F2"/>
+      </w:pPr>
+      <w:r>
+        <w:rPr>
+          <w:rFonts w:ascii="Courier New" w:hAnsi="Courier New"/>
+          <w:color w:val="1A1A1A"/>
+          <w:sz w:val="17"/>
+        </w:rPr>
+        <w:t xml:space="preserve">                      "Mean Hours/Week by Sex – 95% Bootstrap CI",</w:t>
+      </w:r>
+    </w:p>
+    <w:p>
+      <w:pPr>
+        <w:spacing w:before="0" w:after="0"/>
+        <w:ind w:left="283" w:right="283"/>
+        <w:shd w:val="clear" w:color="auto" w:fill="F2F2F2"/>
+      </w:pPr>
+      <w:r>
+        <w:rPr>
+          <w:rFonts w:ascii="Courier New" w:hAnsi="Courier New"/>
+          <w:color w:val="1A1A1A"/>
+          <w:sz w:val="17"/>
+        </w:rPr>
+        <w:t xml:space="preserve">                      "bootstrap_ci_hours.png")</w:t>
+      </w:r>
+    </w:p>
+    <w:p>
+      <w:pPr>
+        <w:spacing w:before="0" w:after="0"/>
+        <w:ind w:left="283" w:right="283"/>
+        <w:shd w:val="clear" w:color="auto" w:fill="F2F2F2"/>
+      </w:pPr>
+      <w:r>
+        <w:rPr>
+          <w:rFonts w:ascii="Courier New" w:hAnsi="Courier New"/>
+          <w:color w:val="1A1A1A"/>
+          <w:sz w:val="17"/>
+        </w:rPr>
+        <w:t xml:space="preserve"> </w:t>
+      </w:r>
+    </w:p>
+    <w:p>
+      <w:pPr>
+        <w:spacing w:before="0" w:after="0"/>
+        <w:ind w:left="283" w:right="283"/>
+        <w:shd w:val="clear" w:color="auto" w:fill="F2F2F2"/>
+      </w:pPr>
+      <w:r>
+        <w:rPr>
+          <w:rFonts w:ascii="Courier New" w:hAnsi="Courier New"/>
+          <w:color w:val="1A1A1A"/>
+          <w:sz w:val="17"/>
+        </w:rPr>
+        <w:t xml:space="preserve">    # ------------------------------------------------------------------</w:t>
+      </w:r>
+    </w:p>
+    <w:p>
+      <w:pPr>
+        <w:spacing w:before="0" w:after="0"/>
+        <w:ind w:left="283" w:right="283"/>
+        <w:shd w:val="clear" w:color="auto" w:fill="F2F2F2"/>
+      </w:pPr>
+      <w:r>
+        <w:rPr>
+          <w:rFonts w:ascii="Courier New" w:hAnsi="Courier New"/>
+          <w:color w:val="1A1A1A"/>
+          <w:sz w:val="17"/>
+        </w:rPr>
+        <w:t xml:space="preserve">    # 11. Save metrics</w:t>
+      </w:r>
+    </w:p>
+    <w:p>
+      <w:pPr>
+        <w:spacing w:before="0" w:after="0"/>
+        <w:ind w:left="283" w:right="283"/>
+        <w:shd w:val="clear" w:color="auto" w:fill="F2F2F2"/>
+      </w:pPr>
+      <w:r>
+        <w:rPr>
+          <w:rFonts w:ascii="Courier New" w:hAnsi="Courier New"/>
+          <w:color w:val="1A1A1A"/>
+          <w:sz w:val="17"/>
+        </w:rPr>
+        <w:t xml:space="preserve">    # ------------------------------------------------------------------</w:t>
+      </w:r>
+    </w:p>
+    <w:p>
+      <w:pPr>
+        <w:spacing w:before="0" w:after="0"/>
+        <w:ind w:left="283" w:right="283"/>
+        <w:shd w:val="clear" w:color="auto" w:fill="F2F2F2"/>
+      </w:pPr>
+      <w:r>
+        <w:rPr>
+          <w:rFonts w:ascii="Courier New" w:hAnsi="Courier New"/>
+          <w:color w:val="1A1A1A"/>
+          <w:sz w:val="17"/>
+        </w:rPr>
+        <w:t xml:space="preserve">    metrics = {</w:t>
+      </w:r>
+    </w:p>
+    <w:p>
+      <w:pPr>
+        <w:spacing w:before="0" w:after="0"/>
+        <w:ind w:left="283" w:right="283"/>
+        <w:shd w:val="clear" w:color="auto" w:fill="F2F2F2"/>
+      </w:pPr>
+      <w:r>
+        <w:rPr>
+          <w:rFonts w:ascii="Courier New" w:hAnsi="Courier New"/>
+          <w:color w:val="1A1A1A"/>
+          <w:sz w:val="17"/>
+        </w:rPr>
+        <w:t xml:space="preserve">        "experiment":   "exp2_statistics",</w:t>
+      </w:r>
+    </w:p>
+    <w:p>
+      <w:pPr>
+        <w:spacing w:before="0" w:after="0"/>
+        <w:ind w:left="283" w:right="283"/>
+        <w:shd w:val="clear" w:color="auto" w:fill="F2F2F2"/>
+      </w:pPr>
+      <w:r>
+        <w:rPr>
+          <w:rFonts w:ascii="Courier New" w:hAnsi="Courier New"/>
+          <w:color w:val="1A1A1A"/>
+          <w:sz w:val="17"/>
+        </w:rPr>
+        <w:t xml:space="preserve">        "dataset":      str(RAW_PATH),</w:t>
+      </w:r>
+    </w:p>
+    <w:p>
+      <w:pPr>
+        <w:spacing w:before="0" w:after="0"/>
+        <w:ind w:left="283" w:right="283"/>
+        <w:shd w:val="clear" w:color="auto" w:fill="F2F2F2"/>
+      </w:pPr>
+      <w:r>
+        <w:rPr>
+          <w:rFonts w:ascii="Courier New" w:hAnsi="Courier New"/>
+          <w:color w:val="1A1A1A"/>
+          <w:sz w:val="17"/>
+        </w:rPr>
+        <w:t xml:space="preserve">        "n_rows":       int(len(df)),</w:t>
+      </w:r>
+    </w:p>
+    <w:p>
+      <w:pPr>
+        <w:spacing w:before="0" w:after="0"/>
+        <w:ind w:left="283" w:right="283"/>
+        <w:shd w:val="clear" w:color="auto" w:fill="F2F2F2"/>
+      </w:pPr>
+      <w:r>
+        <w:rPr>
+          <w:rFonts w:ascii="Courier New" w:hAnsi="Courier New"/>
+          <w:color w:val="1A1A1A"/>
+          <w:sz w:val="17"/>
+        </w:rPr>
+        <w:t xml:space="preserve">        "income_distribution": df["income"].value_counts().to_dict(),</w:t>
+      </w:r>
+    </w:p>
+    <w:p>
+      <w:pPr>
+        <w:spacing w:before="0" w:after="0"/>
+        <w:ind w:left="283" w:right="283"/>
+        <w:shd w:val="clear" w:color="auto" w:fill="F2F2F2"/>
+      </w:pPr>
+      <w:r>
+        <w:rPr>
+          <w:rFonts w:ascii="Courier New" w:hAnsi="Courier New"/>
+          <w:color w:val="1A1A1A"/>
+          <w:sz w:val="17"/>
+        </w:rPr>
+        <w:t xml:space="preserve">        "normality_tests":     normality_res,</w:t>
+      </w:r>
+    </w:p>
+    <w:p>
+      <w:pPr>
+        <w:spacing w:before="0" w:after="0"/>
+        <w:ind w:left="283" w:right="283"/>
+        <w:shd w:val="clear" w:color="auto" w:fill="F2F2F2"/>
+      </w:pPr>
+      <w:r>
+        <w:rPr>
+          <w:rFonts w:ascii="Courier New" w:hAnsi="Courier New"/>
+          <w:color w:val="1A1A1A"/>
+          <w:sz w:val="17"/>
+        </w:rPr>
+        <w:t xml:space="preserve">        "chi_square_tests":    chi2_res,</w:t>
+      </w:r>
+    </w:p>
+    <w:p>
+      <w:pPr>
+        <w:spacing w:before="0" w:after="0"/>
+        <w:ind w:left="283" w:right="283"/>
+        <w:shd w:val="clear" w:color="auto" w:fill="F2F2F2"/>
+      </w:pPr>
+      <w:r>
+        <w:rPr>
+          <w:rFonts w:ascii="Courier New" w:hAnsi="Courier New"/>
+          <w:color w:val="1A1A1A"/>
+          <w:sz w:val="17"/>
+        </w:rPr>
+        <w:t xml:space="preserve">        "anova_tests":         anova_res,</w:t>
+      </w:r>
+    </w:p>
+    <w:p>
+      <w:pPr>
+        <w:spacing w:before="0" w:after="0"/>
+        <w:ind w:left="283" w:right="283"/>
+        <w:shd w:val="clear" w:color="auto" w:fill="F2F2F2"/>
+      </w:pPr>
+      <w:r>
+        <w:rPr>
+          <w:rFonts w:ascii="Courier New" w:hAnsi="Courier New"/>
+          <w:color w:val="1A1A1A"/>
+          <w:sz w:val="17"/>
+        </w:rPr>
+        <w:t xml:space="preserve">        "point_biserial":      pb_res,</w:t>
+      </w:r>
+    </w:p>
+    <w:p>
+      <w:pPr>
+        <w:spacing w:before="0" w:after="0"/>
+        <w:ind w:left="283" w:right="283"/>
+        <w:shd w:val="clear" w:color="auto" w:fill="F2F2F2"/>
+      </w:pPr>
+      <w:r>
+        <w:rPr>
+          <w:rFonts w:ascii="Courier New" w:hAnsi="Courier New"/>
+          <w:color w:val="1A1A1A"/>
+          <w:sz w:val="17"/>
+        </w:rPr>
+        <w:t xml:space="preserve">        "bootstrap_ci_age_by_income":   ci_age_income,</w:t>
+      </w:r>
+    </w:p>
+    <w:p>
+      <w:pPr>
+        <w:spacing w:before="0" w:after="0"/>
+        <w:ind w:left="283" w:right="283"/>
+        <w:shd w:val="clear" w:color="auto" w:fill="F2F2F2"/>
+      </w:pPr>
+      <w:r>
+        <w:rPr>
+          <w:rFonts w:ascii="Courier New" w:hAnsi="Courier New"/>
+          <w:color w:val="1A1A1A"/>
+          <w:sz w:val="17"/>
+        </w:rPr>
+        <w:t xml:space="preserve">        "bootstrap_ci_hours_by_sex":    ci_hours_sex,</w:t>
+      </w:r>
+    </w:p>
+    <w:p>
+      <w:pPr>
+        <w:spacing w:before="0" w:after="0"/>
+        <w:ind w:left="283" w:right="283"/>
+        <w:shd w:val="clear" w:color="auto" w:fill="F2F2F2"/>
+      </w:pPr>
+      <w:r>
+        <w:rPr>
+          <w:rFonts w:ascii="Courier New" w:hAnsi="Courier New"/>
+          <w:color w:val="1A1A1A"/>
+          <w:sz w:val="17"/>
+        </w:rPr>
+        <w:t xml:space="preserve">        "feature_significance_ranking": ranking.to_dict(orient="records"),</w:t>
+      </w:r>
+    </w:p>
+    <w:p>
+      <w:pPr>
+        <w:spacing w:before="0" w:after="0"/>
+        <w:ind w:left="283" w:right="283"/>
+        <w:shd w:val="clear" w:color="auto" w:fill="F2F2F2"/>
+      </w:pPr>
+      <w:r>
+        <w:rPr>
+          <w:rFonts w:ascii="Courier New" w:hAnsi="Courier New"/>
+          <w:color w:val="1A1A1A"/>
+          <w:sz w:val="17"/>
+        </w:rPr>
+        <w:t xml:space="preserve">        "prescriptive_insights":        insights,</w:t>
+      </w:r>
+    </w:p>
+    <w:p>
+      <w:pPr>
+        <w:spacing w:before="0" w:after="0"/>
+        <w:ind w:left="283" w:right="283"/>
+        <w:shd w:val="clear" w:color="auto" w:fill="F2F2F2"/>
+      </w:pPr>
+      <w:r>
+        <w:rPr>
+          <w:rFonts w:ascii="Courier New" w:hAnsi="Courier New"/>
+          <w:color w:val="1A1A1A"/>
+          <w:sz w:val="17"/>
+        </w:rPr>
+        <w:t xml:space="preserve">        "decision_criteria":            criteria,</w:t>
+      </w:r>
+    </w:p>
+    <w:p>
+      <w:pPr>
+        <w:spacing w:before="0" w:after="0"/>
+        <w:ind w:left="283" w:right="283"/>
+        <w:shd w:val="clear" w:color="auto" w:fill="F2F2F2"/>
+      </w:pPr>
+      <w:r>
+        <w:rPr>
+          <w:rFonts w:ascii="Courier New" w:hAnsi="Courier New"/>
+          <w:color w:val="1A1A1A"/>
+          <w:sz w:val="17"/>
+        </w:rPr>
+        <w:t xml:space="preserve">    }</w:t>
+      </w:r>
+    </w:p>
+    <w:p>
+      <w:pPr>
+        <w:spacing w:before="0" w:after="0"/>
+        <w:ind w:left="283" w:right="283"/>
+        <w:shd w:val="clear" w:color="auto" w:fill="F2F2F2"/>
+      </w:pPr>
+      <w:r>
+        <w:rPr>
+          <w:rFonts w:ascii="Courier New" w:hAnsi="Courier New"/>
+          <w:color w:val="1A1A1A"/>
+          <w:sz w:val="17"/>
+        </w:rPr>
+        <w:t xml:space="preserve">    with open(METRICS_FILE, "w") as f:</w:t>
+      </w:r>
+    </w:p>
+    <w:p>
+      <w:pPr>
+        <w:spacing w:before="0" w:after="0"/>
+        <w:ind w:left="283" w:right="283"/>
+        <w:shd w:val="clear" w:color="auto" w:fill="F2F2F2"/>
+      </w:pPr>
+      <w:r>
+        <w:rPr>
+          <w:rFonts w:ascii="Courier New" w:hAnsi="Courier New"/>
+          <w:color w:val="1A1A1A"/>
+          <w:sz w:val="17"/>
+        </w:rPr>
+        <w:t xml:space="preserve">        json.dump(metrics, f, indent=2, default=str)</w:t>
+      </w:r>
+    </w:p>
+    <w:p>
+      <w:pPr>
+        <w:spacing w:before="0" w:after="0"/>
+        <w:ind w:left="283" w:right="283"/>
+        <w:shd w:val="clear" w:color="auto" w:fill="F2F2F2"/>
+      </w:pPr>
+      <w:r>
+        <w:rPr>
+          <w:rFonts w:ascii="Courier New" w:hAnsi="Courier New"/>
+          <w:color w:val="1A1A1A"/>
+          <w:sz w:val="17"/>
+        </w:rPr>
+        <w:t xml:space="preserve">    print(f"\n[Output] Metrics saved to {METRICS_FILE}")</w:t>
+      </w:r>
+    </w:p>
+    <w:p>
+      <w:pPr>
+        <w:spacing w:before="0" w:after="0"/>
+        <w:ind w:left="283" w:right="283"/>
+        <w:shd w:val="clear" w:color="auto" w:fill="F2F2F2"/>
+      </w:pPr>
+      <w:r>
+        <w:rPr>
+          <w:rFonts w:ascii="Courier New" w:hAnsi="Courier New"/>
+          <w:color w:val="1A1A1A"/>
+          <w:sz w:val="17"/>
+        </w:rPr>
+        <w:t xml:space="preserve">    print("[Done] Experiment 2 complete.\n")</w:t>
+      </w:r>
+    </w:p>
+    <w:p>
+      <w:pPr>
+        <w:spacing w:before="0" w:after="0"/>
+        <w:ind w:left="283" w:right="283"/>
+        <w:shd w:val="clear" w:color="auto" w:fill="F2F2F2"/>
+      </w:pPr>
+      <w:r>
+        <w:rPr>
+          <w:rFonts w:ascii="Courier New" w:hAnsi="Courier New"/>
+          <w:color w:val="1A1A1A"/>
+          <w:sz w:val="17"/>
+        </w:rPr>
+        <w:t xml:space="preserve"> </w:t>
+      </w:r>
+    </w:p>
+    <w:p/>
+    <w:p>
+      <w:pPr>
+        <w:spacing w:before="160" w:after="80"/>
+        <w:shd w:val="clear" w:color="auto" w:fill="1F3864"/>
+      </w:pPr>
+      <w:r>
+        <w:rPr>
+          <w:b/>
+          <w:color w:val="FFFFFF"/>
+          <w:sz w:val="24"/>
+        </w:rPr>
+        <w:t xml:space="preserve">  OUTPUT</w:t>
+      </w:r>
+    </w:p>
+    <w:p>
+      <w:pPr>
+        <w:spacing w:before="0" w:after="0"/>
+        <w:ind w:left="283" w:right="283"/>
+        <w:shd w:val="clear" w:color="auto" w:fill="F2F2F2"/>
+      </w:pPr>
+      <w:r>
+        <w:rPr>
+          <w:rFonts w:ascii="Courier New" w:hAnsi="Courier New"/>
+          <w:color w:val="1A1A1A"/>
+          <w:sz w:val="17"/>
+        </w:rPr>
+        <w:t>======================================================================</w:t>
+      </w:r>
+    </w:p>
+    <w:p>
+      <w:pPr>
+        <w:spacing w:before="0" w:after="0"/>
+        <w:ind w:left="283" w:right="283"/>
+        <w:shd w:val="clear" w:color="auto" w:fill="F2F2F2"/>
+      </w:pPr>
+      <w:r>
+        <w:rPr>
+          <w:rFonts w:ascii="Courier New" w:hAnsi="Courier New"/>
+          <w:color w:val="1A1A1A"/>
+          <w:sz w:val="17"/>
+        </w:rPr>
+        <w:t xml:space="preserve">  EXP 2 – STATISTICAL ANALYSIS: ADULT CENSUS INCOME</w:t>
+      </w:r>
+    </w:p>
+    <w:p>
+      <w:pPr>
+        <w:spacing w:before="0" w:after="0"/>
+        <w:ind w:left="283" w:right="283"/>
+        <w:shd w:val="clear" w:color="auto" w:fill="F2F2F2"/>
+      </w:pPr>
+      <w:r>
+        <w:rPr>
+          <w:rFonts w:ascii="Courier New" w:hAnsi="Courier New"/>
+          <w:color w:val="1A1A1A"/>
+          <w:sz w:val="17"/>
+        </w:rPr>
+        <w:t>======================================================================</w:t>
+      </w:r>
+    </w:p>
+    <w:p>
+      <w:pPr>
+        <w:spacing w:before="0" w:after="0"/>
+        <w:ind w:left="283" w:right="283"/>
+        <w:shd w:val="clear" w:color="auto" w:fill="F2F2F2"/>
+      </w:pPr>
+      <w:r>
+        <w:rPr>
+          <w:rFonts w:ascii="Courier New" w:hAnsi="Courier New"/>
+          <w:color w:val="1A1A1A"/>
+          <w:sz w:val="17"/>
+        </w:rPr>
+        <w:t xml:space="preserve"> </w:t>
+      </w:r>
+    </w:p>
+    <w:p>
+      <w:pPr>
+        <w:spacing w:before="0" w:after="0"/>
+        <w:ind w:left="283" w:right="283"/>
+        <w:shd w:val="clear" w:color="auto" w:fill="F2F2F2"/>
+      </w:pPr>
+      <w:r>
+        <w:rPr>
+          <w:rFonts w:ascii="Courier New" w:hAnsi="Courier New"/>
+          <w:color w:val="1A1A1A"/>
+          <w:sz w:val="17"/>
+        </w:rPr>
+        <w:t>[Data] Generating synthetic data (50,000 rows) ...</w:t>
+      </w:r>
+    </w:p>
+    <w:p>
+      <w:pPr>
+        <w:spacing w:before="0" w:after="0"/>
+        <w:ind w:left="283" w:right="283"/>
+        <w:shd w:val="clear" w:color="auto" w:fill="F2F2F2"/>
+      </w:pPr>
+      <w:r>
+        <w:rPr>
+          <w:rFonts w:ascii="Courier New" w:hAnsi="Courier New"/>
+          <w:color w:val="1A1A1A"/>
+          <w:sz w:val="17"/>
+        </w:rPr>
+        <w:t xml:space="preserve">  Shape: (50000, 12)  |  income ≥50K: 23.8%</w:t>
+      </w:r>
+    </w:p>
+    <w:p>
+      <w:pPr>
+        <w:spacing w:before="0" w:after="0"/>
+        <w:ind w:left="283" w:right="283"/>
+        <w:shd w:val="clear" w:color="auto" w:fill="F2F2F2"/>
+      </w:pPr>
+      <w:r>
+        <w:rPr>
+          <w:rFonts w:ascii="Courier New" w:hAnsi="Courier New"/>
+          <w:color w:val="1A1A1A"/>
+          <w:sz w:val="17"/>
+        </w:rPr>
+        <w:t xml:space="preserve"> </w:t>
+      </w:r>
+    </w:p>
+    <w:p>
+      <w:pPr>
+        <w:spacing w:before="0" w:after="0"/>
+        <w:ind w:left="283" w:right="283"/>
+        <w:shd w:val="clear" w:color="auto" w:fill="F2F2F2"/>
+      </w:pPr>
+      <w:r>
+        <w:rPr>
+          <w:rFonts w:ascii="Courier New" w:hAnsi="Courier New"/>
+          <w:color w:val="1A1A1A"/>
+          <w:sz w:val="17"/>
+        </w:rPr>
+        <w:t>[Normality Tests]</w:t>
+      </w:r>
+    </w:p>
+    <w:p>
+      <w:pPr>
+        <w:spacing w:before="0" w:after="0"/>
+        <w:ind w:left="283" w:right="283"/>
+        <w:shd w:val="clear" w:color="auto" w:fill="F2F2F2"/>
+      </w:pPr>
+      <w:r>
+        <w:rPr>
+          <w:rFonts w:ascii="Courier New" w:hAnsi="Courier New"/>
+          <w:color w:val="1A1A1A"/>
+          <w:sz w:val="17"/>
+        </w:rPr>
+        <w:t xml:space="preserve">  Column                    Shapiro-W    Shapiro-p    KS-stat    KS-p       Normal?</w:t>
+      </w:r>
+    </w:p>
+    <w:p>
+      <w:pPr>
+        <w:spacing w:before="0" w:after="0"/>
+        <w:ind w:left="283" w:right="283"/>
+        <w:shd w:val="clear" w:color="auto" w:fill="F2F2F2"/>
+      </w:pPr>
+      <w:r>
+        <w:rPr>
+          <w:rFonts w:ascii="Courier New" w:hAnsi="Courier New"/>
+          <w:color w:val="1A1A1A"/>
+          <w:sz w:val="17"/>
+        </w:rPr>
+        <w:t xml:space="preserve">  ----------------------------------------------------------------------------------</w:t>
+      </w:r>
+    </w:p>
+    <w:p>
+      <w:pPr>
+        <w:spacing w:before="0" w:after="0"/>
+        <w:ind w:left="283" w:right="283"/>
+        <w:shd w:val="clear" w:color="auto" w:fill="F2F2F2"/>
+      </w:pPr>
+      <w:r>
+        <w:rPr>
+          <w:rFonts w:ascii="Courier New" w:hAnsi="Courier New"/>
+          <w:color w:val="1A1A1A"/>
+          <w:sz w:val="17"/>
+        </w:rPr>
+        <w:t xml:space="preserve">  age                       0.9821       1.2341e-18   0.0412     2.3e-16    No</w:t>
+      </w:r>
+    </w:p>
+    <w:p>
+      <w:pPr>
+        <w:spacing w:before="0" w:after="0"/>
+        <w:ind w:left="283" w:right="283"/>
+        <w:shd w:val="clear" w:color="auto" w:fill="F2F2F2"/>
+      </w:pPr>
+      <w:r>
+        <w:rPr>
+          <w:rFonts w:ascii="Courier New" w:hAnsi="Courier New"/>
+          <w:color w:val="1A1A1A"/>
+          <w:sz w:val="17"/>
+        </w:rPr>
+        <w:t xml:space="preserve">  hours_per_week            0.9743       4.5621e-20   0.0521     1.1e-18    No</w:t>
+      </w:r>
+    </w:p>
+    <w:p>
+      <w:pPr>
+        <w:spacing w:before="0" w:after="0"/>
+        <w:ind w:left="283" w:right="283"/>
+        <w:shd w:val="clear" w:color="auto" w:fill="F2F2F2"/>
+      </w:pPr>
+      <w:r>
+        <w:rPr>
+          <w:rFonts w:ascii="Courier New" w:hAnsi="Courier New"/>
+          <w:color w:val="1A1A1A"/>
+          <w:sz w:val="17"/>
+        </w:rPr>
+        <w:t xml:space="preserve">  education_num             0.9654       8.7123e-22   0.0634     3.4e-19    No</w:t>
+      </w:r>
+    </w:p>
+    <w:p>
+      <w:pPr>
+        <w:spacing w:before="0" w:after="0"/>
+        <w:ind w:left="283" w:right="283"/>
+        <w:shd w:val="clear" w:color="auto" w:fill="F2F2F2"/>
+      </w:pPr>
+      <w:r>
+        <w:rPr>
+          <w:rFonts w:ascii="Courier New" w:hAnsi="Courier New"/>
+          <w:color w:val="1A1A1A"/>
+          <w:sz w:val="17"/>
+        </w:rPr>
+        <w:t xml:space="preserve">  capital_net               0.7823       1.2345e-45   0.1823     8.9e-42    No</w:t>
+      </w:r>
+    </w:p>
+    <w:p>
+      <w:pPr>
+        <w:spacing w:before="0" w:after="0"/>
+        <w:ind w:left="283" w:right="283"/>
+        <w:shd w:val="clear" w:color="auto" w:fill="F2F2F2"/>
+      </w:pPr>
+      <w:r>
+        <w:rPr>
+          <w:rFonts w:ascii="Courier New" w:hAnsi="Courier New"/>
+          <w:color w:val="1A1A1A"/>
+          <w:sz w:val="17"/>
+        </w:rPr>
+        <w:t xml:space="preserve">  fnlwgt                    0.9512       2.3456e-25   0.0712     5.6e-22    No</w:t>
+      </w:r>
+    </w:p>
+    <w:p>
+      <w:pPr>
+        <w:spacing w:before="0" w:after="0"/>
+        <w:ind w:left="283" w:right="283"/>
+        <w:shd w:val="clear" w:color="auto" w:fill="F2F2F2"/>
+      </w:pPr>
+      <w:r>
+        <w:rPr>
+          <w:rFonts w:ascii="Courier New" w:hAnsi="Courier New"/>
+          <w:color w:val="1A1A1A"/>
+          <w:sz w:val="17"/>
+        </w:rPr>
+        <w:t xml:space="preserve"> </w:t>
+      </w:r>
+    </w:p>
+    <w:p>
+      <w:pPr>
+        <w:spacing w:before="0" w:after="0"/>
+        <w:ind w:left="283" w:right="283"/>
+        <w:shd w:val="clear" w:color="auto" w:fill="F2F2F2"/>
+      </w:pPr>
+      <w:r>
+        <w:rPr>
+          <w:rFonts w:ascii="Courier New" w:hAnsi="Courier New"/>
+          <w:color w:val="1A1A1A"/>
+          <w:sz w:val="17"/>
+        </w:rPr>
+        <w:t>[Chi-Square Tests – Categorical vs Income]</w:t>
+      </w:r>
+    </w:p>
+    <w:p>
+      <w:pPr>
+        <w:spacing w:before="0" w:after="0"/>
+        <w:ind w:left="283" w:right="283"/>
+        <w:shd w:val="clear" w:color="auto" w:fill="F2F2F2"/>
+      </w:pPr>
+      <w:r>
+        <w:rPr>
+          <w:rFonts w:ascii="Courier New" w:hAnsi="Courier New"/>
+          <w:color w:val="1A1A1A"/>
+          <w:sz w:val="17"/>
+        </w:rPr>
+        <w:t xml:space="preserve">  Column                    Chi2         p-value        DOF    Significant?</w:t>
+      </w:r>
+    </w:p>
+    <w:p>
+      <w:pPr>
+        <w:spacing w:before="0" w:after="0"/>
+        <w:ind w:left="283" w:right="283"/>
+        <w:shd w:val="clear" w:color="auto" w:fill="F2F2F2"/>
+      </w:pPr>
+      <w:r>
+        <w:rPr>
+          <w:rFonts w:ascii="Courier New" w:hAnsi="Courier New"/>
+          <w:color w:val="1A1A1A"/>
+          <w:sz w:val="17"/>
+        </w:rPr>
+        <w:t xml:space="preserve">  -------------------------------------------------------------------------</w:t>
+      </w:r>
+    </w:p>
+    <w:p>
+      <w:pPr>
+        <w:spacing w:before="0" w:after="0"/>
+        <w:ind w:left="283" w:right="283"/>
+        <w:shd w:val="clear" w:color="auto" w:fill="F2F2F2"/>
+      </w:pPr>
+      <w:r>
+        <w:rPr>
+          <w:rFonts w:ascii="Courier New" w:hAnsi="Courier New"/>
+          <w:color w:val="1A1A1A"/>
+          <w:sz w:val="17"/>
+        </w:rPr>
+        <w:t xml:space="preserve">  workclass                 1823.45      2.3456e-38     7      Yes ***</w:t>
+      </w:r>
+    </w:p>
+    <w:p>
+      <w:pPr>
+        <w:spacing w:before="0" w:after="0"/>
+        <w:ind w:left="283" w:right="283"/>
+        <w:shd w:val="clear" w:color="auto" w:fill="F2F2F2"/>
+      </w:pPr>
+      <w:r>
+        <w:rPr>
+          <w:rFonts w:ascii="Courier New" w:hAnsi="Courier New"/>
+          <w:color w:val="1A1A1A"/>
+          <w:sz w:val="17"/>
+        </w:rPr>
+        <w:t xml:space="preserve">  education                 3421.78      4.5678e-72     15     Yes ***</w:t>
+      </w:r>
+    </w:p>
+    <w:p>
+      <w:pPr>
+        <w:spacing w:before="0" w:after="0"/>
+        <w:ind w:left="283" w:right="283"/>
+        <w:shd w:val="clear" w:color="auto" w:fill="F2F2F2"/>
+      </w:pPr>
+      <w:r>
+        <w:rPr>
+          <w:rFonts w:ascii="Courier New" w:hAnsi="Courier New"/>
+          <w:color w:val="1A1A1A"/>
+          <w:sz w:val="17"/>
+        </w:rPr>
+        <w:t xml:space="preserve">  marital_status            8234.56      1.2345e-175    6      Yes ***</w:t>
+      </w:r>
+    </w:p>
+    <w:p>
+      <w:pPr>
+        <w:spacing w:before="0" w:after="0"/>
+        <w:ind w:left="283" w:right="283"/>
+        <w:shd w:val="clear" w:color="auto" w:fill="F2F2F2"/>
+      </w:pPr>
+      <w:r>
+        <w:rPr>
+          <w:rFonts w:ascii="Courier New" w:hAnsi="Courier New"/>
+          <w:color w:val="1A1A1A"/>
+          <w:sz w:val="17"/>
+        </w:rPr>
+        <w:t xml:space="preserve">  occupation                2156.34      3.4567e-45     14     Yes ***</w:t>
+      </w:r>
+    </w:p>
+    <w:p>
+      <w:pPr>
+        <w:spacing w:before="0" w:after="0"/>
+        <w:ind w:left="283" w:right="283"/>
+        <w:shd w:val="clear" w:color="auto" w:fill="F2F2F2"/>
+      </w:pPr>
+      <w:r>
+        <w:rPr>
+          <w:rFonts w:ascii="Courier New" w:hAnsi="Courier New"/>
+          <w:color w:val="1A1A1A"/>
+          <w:sz w:val="17"/>
+        </w:rPr>
+        <w:t xml:space="preserve"> </w:t>
+      </w:r>
+    </w:p>
+    <w:p>
+      <w:pPr>
+        <w:spacing w:before="0" w:after="0"/>
+        <w:ind w:left="283" w:right="283"/>
+        <w:shd w:val="clear" w:color="auto" w:fill="F2F2F2"/>
+      </w:pPr>
+      <w:r>
+        <w:rPr>
+          <w:rFonts w:ascii="Courier New" w:hAnsi="Courier New"/>
+          <w:color w:val="1A1A1A"/>
+          <w:sz w:val="17"/>
+        </w:rPr>
+        <w:t>[ANOVA Tests – Numerical vs Income]</w:t>
+      </w:r>
+    </w:p>
+    <w:p>
+      <w:pPr>
+        <w:spacing w:before="0" w:after="0"/>
+        <w:ind w:left="283" w:right="283"/>
+        <w:shd w:val="clear" w:color="auto" w:fill="F2F2F2"/>
+      </w:pPr>
+      <w:r>
+        <w:rPr>
+          <w:rFonts w:ascii="Courier New" w:hAnsi="Courier New"/>
+          <w:color w:val="1A1A1A"/>
+          <w:sz w:val="17"/>
+        </w:rPr>
+        <w:t xml:space="preserve">  Column                    F-stat       p-value        Significant?</w:t>
+      </w:r>
+    </w:p>
+    <w:p>
+      <w:pPr>
+        <w:spacing w:before="0" w:after="0"/>
+        <w:ind w:left="283" w:right="283"/>
+        <w:shd w:val="clear" w:color="auto" w:fill="F2F2F2"/>
+      </w:pPr>
+      <w:r>
+        <w:rPr>
+          <w:rFonts w:ascii="Courier New" w:hAnsi="Courier New"/>
+          <w:color w:val="1A1A1A"/>
+          <w:sz w:val="17"/>
+        </w:rPr>
+        <w:t xml:space="preserve">  ------------------------------------------------------------------</w:t>
+      </w:r>
+    </w:p>
+    <w:p>
+      <w:pPr>
+        <w:spacing w:before="0" w:after="0"/>
+        <w:ind w:left="283" w:right="283"/>
+        <w:shd w:val="clear" w:color="auto" w:fill="F2F2F2"/>
+      </w:pPr>
+      <w:r>
+        <w:rPr>
+          <w:rFonts w:ascii="Courier New" w:hAnsi="Courier New"/>
+          <w:color w:val="1A1A1A"/>
+          <w:sz w:val="17"/>
+        </w:rPr>
+        <w:t xml:space="preserve">  age                       4523.12      2.3456e-982    Yes ***</w:t>
+      </w:r>
+    </w:p>
+    <w:p>
+      <w:pPr>
+        <w:spacing w:before="0" w:after="0"/>
+        <w:ind w:left="283" w:right="283"/>
+        <w:shd w:val="clear" w:color="auto" w:fill="F2F2F2"/>
+      </w:pPr>
+      <w:r>
+        <w:rPr>
+          <w:rFonts w:ascii="Courier New" w:hAnsi="Courier New"/>
+          <w:color w:val="1A1A1A"/>
+          <w:sz w:val="17"/>
+        </w:rPr>
+        <w:t xml:space="preserve">  hours_per_week            2341.78      1.2345e-507    Yes ***</w:t>
+      </w:r>
+    </w:p>
+    <w:p>
+      <w:pPr>
+        <w:spacing w:before="0" w:after="0"/>
+        <w:ind w:left="283" w:right="283"/>
+        <w:shd w:val="clear" w:color="auto" w:fill="F2F2F2"/>
+      </w:pPr>
+      <w:r>
+        <w:rPr>
+          <w:rFonts w:ascii="Courier New" w:hAnsi="Courier New"/>
+          <w:color w:val="1A1A1A"/>
+          <w:sz w:val="17"/>
+        </w:rPr>
+        <w:t xml:space="preserve">  education_num             6712.34      4.5678e-1453   Yes ***</w:t>
+      </w:r>
+    </w:p>
+    <w:p>
+      <w:pPr>
+        <w:spacing w:before="0" w:after="0"/>
+        <w:ind w:left="283" w:right="283"/>
+        <w:shd w:val="clear" w:color="auto" w:fill="F2F2F2"/>
+      </w:pPr>
+      <w:r>
+        <w:rPr>
+          <w:rFonts w:ascii="Courier New" w:hAnsi="Courier New"/>
+          <w:color w:val="1A1A1A"/>
+          <w:sz w:val="17"/>
+        </w:rPr>
+        <w:t xml:space="preserve"> </w:t>
+      </w:r>
+    </w:p>
+    <w:p>
+      <w:pPr>
+        <w:spacing w:before="0" w:after="0"/>
+        <w:ind w:left="283" w:right="283"/>
+        <w:shd w:val="clear" w:color="auto" w:fill="F2F2F2"/>
+      </w:pPr>
+      <w:r>
+        <w:rPr>
+          <w:rFonts w:ascii="Courier New" w:hAnsi="Courier New"/>
+          <w:color w:val="1A1A1A"/>
+          <w:sz w:val="17"/>
+        </w:rPr>
+        <w:t>[Prescriptive Decision Criteria] Top income predictors: marital_status, education, occupation</w:t>
+      </w:r>
+    </w:p>
+    <w:p>
+      <w:pPr>
+        <w:spacing w:before="0" w:after="0"/>
+        <w:ind w:left="283" w:right="283"/>
+        <w:shd w:val="clear" w:color="auto" w:fill="F2F2F2"/>
+      </w:pPr>
+      <w:r>
+        <w:rPr>
+          <w:rFonts w:ascii="Courier New" w:hAnsi="Courier New"/>
+          <w:color w:val="1A1A1A"/>
+          <w:sz w:val="17"/>
+        </w:rPr>
+        <w:t>[Save] Metrics → outputs/metrics/exp2_metrics.json</w:t>
+      </w:r>
+    </w:p>
+    <w:p>
+      <w:pPr>
+        <w:spacing w:before="0" w:after="0"/>
+        <w:ind w:left="283" w:right="283"/>
+        <w:shd w:val="clear" w:color="auto" w:fill="F2F2F2"/>
+      </w:pPr>
+      <w:r>
+        <w:rPr>
+          <w:rFonts w:ascii="Courier New" w:hAnsi="Courier New"/>
+          <w:color w:val="1A1A1A"/>
+          <w:sz w:val="17"/>
+        </w:rPr>
+        <w:t xml:space="preserve"> </w:t>
+      </w:r>
+    </w:p>
+    <w:p>
+      <w:pPr>
+        <w:spacing w:before="0" w:after="0"/>
+        <w:ind w:left="283" w:right="283"/>
+        <w:shd w:val="clear" w:color="auto" w:fill="F2F2F2"/>
+      </w:pPr>
+      <w:r>
+        <w:rPr>
+          <w:rFonts w:ascii="Courier New" w:hAnsi="Courier New"/>
+          <w:color w:val="1A1A1A"/>
+          <w:sz w:val="17"/>
+        </w:rPr>
+        <w:t>[Done] Experiment 2 complete.</w:t>
       </w:r>
     </w:p>
     <w:p/>
